--- a/dokumentation/DB-Dokumentation V0.1.docx
+++ b/dokumentation/DB-Dokumentation V0.1.docx
@@ -1,222 +1,584 @@
 
 <file path=word/document.xml><?xml version="1.0" encoding="utf-8"?>
-<w:document xmlns:mc="http://schemas.openxmlformats.org/markup-compatibility/2006" xmlns:o="urn:schemas-microsoft-com:office:office" xmlns:r="http://schemas.openxmlformats.org/officeDocument/2006/relationships" xmlns:m="http://schemas.openxmlformats.org/officeDocument/2006/math" xmlns:v="urn:schemas-microsoft-com:vml" xmlns:wp="http://schemas.openxmlformats.org/drawingml/2006/wordprocessingDrawing" xmlns:w10="urn:schemas-microsoft-com:office:word" xmlns:w="http://schemas.openxmlformats.org/wordprocessingml/2006/main" xmlns:wne="http://schemas.microsoft.com/office/word/2006/wordml" xmlns:sl="http://schemas.openxmlformats.org/schemaLibrary/2006/main" xmlns:a="http://schemas.openxmlformats.org/drawingml/2006/main" xmlns:pic="http://schemas.openxmlformats.org/drawingml/2006/picture" xmlns:c="http://schemas.openxmlformats.org/drawingml/2006/chart" xmlns:lc="http://schemas.openxmlformats.org/drawingml/2006/lockedCanvas" xmlns:dgm="http://schemas.openxmlformats.org/drawingml/2006/diagram" xmlns:wps="http://schemas.microsoft.com/office/word/2010/wordprocessingShape" xmlns:wpg="http://schemas.microsoft.com/office/word/2010/wordprocessingGroup" xmlns:w14="http://schemas.microsoft.com/office/word/2010/wordml" xmlns:w15="http://schemas.microsoft.com/office/word/2012/wordml">
+<w:document xmlns:wpc="http://schemas.microsoft.com/office/word/2010/wordprocessingCanvas" xmlns:cx="http://schemas.microsoft.com/office/drawing/2014/chartex" xmlns:cx1="http://schemas.microsoft.com/office/drawing/2015/9/8/chartex" xmlns:cx2="http://schemas.microsoft.com/office/drawing/2015/10/21/chartex" xmlns:cx3="http://schemas.microsoft.com/office/drawing/2016/5/9/chartex" xmlns:cx4="http://schemas.microsoft.com/office/drawing/2016/5/10/chartex" xmlns:cx5="http://schemas.microsoft.com/office/drawing/2016/5/11/chartex" xmlns:cx6="http://schemas.microsoft.com/office/drawing/2016/5/12/chartex" xmlns:cx7="http://schemas.microsoft.com/office/drawing/2016/5/13/chartex" xmlns:cx8="http://schemas.microsoft.com/office/drawing/2016/5/14/chartex" xmlns:mc="http://schemas.openxmlformats.org/markup-compatibility/2006" xmlns:aink="http://schemas.microsoft.com/office/drawing/2016/ink" xmlns:am3d="http://schemas.microsoft.com/office/drawing/2017/model3d" xmlns:o="urn:schemas-microsoft-com:office:office" xmlns:r="http://schemas.openxmlformats.org/officeDocument/2006/relationships" xmlns:m="http://schemas.openxmlformats.org/officeDocument/2006/math" xmlns:v="urn:schemas-microsoft-com:vml" xmlns:wp14="http://schemas.microsoft.com/office/word/2010/wordprocessingDrawing" xmlns:wp="http://schemas.openxmlformats.org/drawingml/2006/wordprocessingDrawing" xmlns:w10="urn:schemas-microsoft-com:office:word" xmlns:w="http://schemas.openxmlformats.org/wordprocessingml/2006/main" xmlns:w14="http://schemas.microsoft.com/office/word/2010/wordml" xmlns:w15="http://schemas.microsoft.com/office/word/2012/wordml" xmlns:w16cex="http://schemas.microsoft.com/office/word/2018/wordml/cex" xmlns:w16cid="http://schemas.microsoft.com/office/word/2016/wordml/cid" xmlns:w16="http://schemas.microsoft.com/office/word/2018/wordml" xmlns:w16sdtdh="http://schemas.microsoft.com/office/word/2020/wordml/sdtdatahash" xmlns:w16se="http://schemas.microsoft.com/office/word/2015/wordml/symex" xmlns:wpg="http://schemas.microsoft.com/office/word/2010/wordprocessingGroup" xmlns:wpi="http://schemas.microsoft.com/office/word/2010/wordprocessingInk" xmlns:wne="http://schemas.microsoft.com/office/word/2006/wordml" xmlns:wps="http://schemas.microsoft.com/office/word/2010/wordprocessingShape" mc:Ignorable="w14 w15 w16se w16cid w16 w16cex w16sdtdh wp14">
   <w:body>
     <w:p>
       <w:pPr>
         <w:jc w:val="center"/>
         <w:rPr>
-          <w:rFonts w:ascii="Times New Roman" w:cs="Times New Roman" w:eastAsia="Times New Roman" w:hAnsi="Times New Roman"/>
+          <w:rFonts w:ascii="Times New Roman" w:eastAsia="Times New Roman" w:hAnsi="Times New Roman" w:cs="Times New Roman"/>
           <w:sz w:val="38"/>
           <w:szCs w:val="38"/>
         </w:rPr>
       </w:pPr>
       <w:r>
         <w:rPr>
-          <w:rFonts w:ascii="Times New Roman" w:cs="Times New Roman" w:eastAsia="Times New Roman" w:hAnsi="Times New Roman"/>
+          <w:rFonts w:ascii="Times New Roman" w:eastAsia="Times New Roman" w:hAnsi="Times New Roman" w:cs="Times New Roman"/>
           <w:sz w:val="38"/>
           <w:szCs w:val="38"/>
-          <w:rtl w:val="0"/>
-        </w:rPr>
-        <w:t xml:space="preserve">Dokumentation</w:t>
-      </w:r>
-    </w:p>
-    <w:p>
-      <w:pPr>
-        <w:rPr>
-          <w:rFonts w:ascii="Times New Roman" w:cs="Times New Roman" w:eastAsia="Times New Roman" w:hAnsi="Times New Roman"/>
+        </w:rPr>
+        <w:t>Dokumentation</w:t>
+      </w:r>
+    </w:p>
+    <w:p>
+      <w:pPr>
+        <w:rPr>
+          <w:rFonts w:ascii="Times New Roman" w:eastAsia="Times New Roman" w:hAnsi="Times New Roman" w:cs="Times New Roman"/>
           <w:sz w:val="30"/>
           <w:szCs w:val="30"/>
         </w:rPr>
       </w:pPr>
       <w:r>
         <w:rPr>
-          <w:rFonts w:ascii="Times New Roman" w:cs="Times New Roman" w:eastAsia="Times New Roman" w:hAnsi="Times New Roman"/>
+          <w:rFonts w:ascii="Times New Roman" w:eastAsia="Times New Roman" w:hAnsi="Times New Roman" w:cs="Times New Roman"/>
           <w:sz w:val="30"/>
           <w:szCs w:val="30"/>
-          <w:rtl w:val="0"/>
-        </w:rPr>
-        <w:t xml:space="preserve">Database/Mariadb</w:t>
-      </w:r>
-    </w:p>
-    <w:p>
-      <w:pPr>
-        <w:rPr>
-          <w:rFonts w:ascii="Times New Roman" w:cs="Times New Roman" w:eastAsia="Times New Roman" w:hAnsi="Times New Roman"/>
-          <w:sz w:val="24"/>
-          <w:szCs w:val="24"/>
-        </w:rPr>
-      </w:pPr>
-      <w:r>
-        <w:rPr>
-          <w:rtl w:val="0"/>
-        </w:rPr>
-      </w:r>
-    </w:p>
-    <w:p>
-      <w:pPr>
-        <w:rPr>
-          <w:rFonts w:ascii="Times New Roman" w:cs="Times New Roman" w:eastAsia="Times New Roman" w:hAnsi="Times New Roman"/>
-          <w:sz w:val="24"/>
-          <w:szCs w:val="24"/>
-        </w:rPr>
-      </w:pPr>
-      <w:r>
-        <w:rPr>
-          <w:rFonts w:ascii="Times New Roman" w:cs="Times New Roman" w:eastAsia="Times New Roman" w:hAnsi="Times New Roman"/>
-          <w:sz w:val="24"/>
-          <w:szCs w:val="24"/>
-          <w:rtl w:val="0"/>
-        </w:rPr>
-        <w:t xml:space="preserve">Til vores database har vi valgt at bruge Mariadb, til at holde alt vores brugerdata vi har valgt at bruge id, til vores primary key så det hele er nemmere at finde rundt i. I vores database har vi brugerdata såsom id, fulde navn, Tokens til login, brugergruppe (user eller superuser, som man kan bruge til at logge ind på login siden), passwords og fødselsdage. Vi har valgt at bruge Mariadb da det er hurtigt og nemt, og vi kan overføre .sql filer. Samt det virker rigtig godt med nodeJS. Samt det hele kører fra en raspberry pi og der kunne vi ikke får en mysql database op og køre, så vi valgte mariadb det det var det der mindede mest om, og vi allerede vidste hvordan en sql database fungerede.</w:t>
-      </w:r>
-    </w:p>
-    <w:p>
-      <w:pPr>
-        <w:rPr>
-          <w:rFonts w:ascii="Times New Roman" w:cs="Times New Roman" w:eastAsia="Times New Roman" w:hAnsi="Times New Roman"/>
-          <w:sz w:val="24"/>
-          <w:szCs w:val="24"/>
-        </w:rPr>
-      </w:pPr>
-      <w:r>
-        <w:rPr>
-          <w:rFonts w:ascii="Times New Roman" w:cs="Times New Roman" w:eastAsia="Times New Roman" w:hAnsi="Times New Roman"/>
-          <w:sz w:val="24"/>
-          <w:szCs w:val="24"/>
-          <w:rtl w:val="0"/>
-        </w:rPr>
-        <w:t xml:space="preserve">Der er nogle forskellige funktioner, hvor man kan få information omkring brugere i databasen se readme.md</w:t>
-      </w:r>
-    </w:p>
-    <w:p>
-      <w:pPr>
-        <w:rPr>
-          <w:rFonts w:ascii="Times New Roman" w:cs="Times New Roman" w:eastAsia="Times New Roman" w:hAnsi="Times New Roman"/>
-          <w:sz w:val="24"/>
-          <w:szCs w:val="24"/>
-        </w:rPr>
-      </w:pPr>
-      <w:r>
-        <w:rPr>
-          <w:rtl w:val="0"/>
-        </w:rPr>
-      </w:r>
-    </w:p>
-    <w:p>
-      <w:pPr>
-        <w:rPr>
-          <w:rFonts w:ascii="Times New Roman" w:cs="Times New Roman" w:eastAsia="Times New Roman" w:hAnsi="Times New Roman"/>
+        </w:rPr>
+        <w:t>Database/</w:t>
+      </w:r>
+      <w:proofErr w:type="spellStart"/>
+      <w:r>
+        <w:rPr>
+          <w:rFonts w:ascii="Times New Roman" w:eastAsia="Times New Roman" w:hAnsi="Times New Roman" w:cs="Times New Roman"/>
           <w:sz w:val="30"/>
           <w:szCs w:val="30"/>
         </w:rPr>
-      </w:pPr>
-      <w:r>
-        <w:rPr>
-          <w:rFonts w:ascii="Times New Roman" w:cs="Times New Roman" w:eastAsia="Times New Roman" w:hAnsi="Times New Roman"/>
+        <w:t>Mariadb</w:t>
+      </w:r>
+      <w:proofErr w:type="spellEnd"/>
+    </w:p>
+    <w:p>
+      <w:pPr>
+        <w:rPr>
+          <w:rFonts w:ascii="Times New Roman" w:eastAsia="Times New Roman" w:hAnsi="Times New Roman" w:cs="Times New Roman"/>
+          <w:sz w:val="24"/>
+          <w:szCs w:val="24"/>
+        </w:rPr>
+      </w:pPr>
+    </w:p>
+    <w:p>
+      <w:pPr>
+        <w:rPr>
+          <w:rFonts w:ascii="Times New Roman" w:eastAsia="Times New Roman" w:hAnsi="Times New Roman" w:cs="Times New Roman"/>
+          <w:sz w:val="24"/>
+          <w:szCs w:val="24"/>
+        </w:rPr>
+      </w:pPr>
+      <w:r>
+        <w:rPr>
+          <w:rFonts w:ascii="Times New Roman" w:eastAsia="Times New Roman" w:hAnsi="Times New Roman" w:cs="Times New Roman"/>
+          <w:sz w:val="24"/>
+          <w:szCs w:val="24"/>
+        </w:rPr>
+        <w:t xml:space="preserve">Til vores database har vi valgt at bruge </w:t>
+      </w:r>
+      <w:proofErr w:type="spellStart"/>
+      <w:r>
+        <w:rPr>
+          <w:rFonts w:ascii="Times New Roman" w:eastAsia="Times New Roman" w:hAnsi="Times New Roman" w:cs="Times New Roman"/>
+          <w:sz w:val="24"/>
+          <w:szCs w:val="24"/>
+        </w:rPr>
+        <w:t>Mariadb</w:t>
+      </w:r>
+      <w:proofErr w:type="spellEnd"/>
+      <w:r>
+        <w:rPr>
+          <w:rFonts w:ascii="Times New Roman" w:eastAsia="Times New Roman" w:hAnsi="Times New Roman" w:cs="Times New Roman"/>
+          <w:sz w:val="24"/>
+          <w:szCs w:val="24"/>
+        </w:rPr>
+        <w:t xml:space="preserve">, til at holde alt vores brugerdata vi har valgt at bruge id, til vores </w:t>
+      </w:r>
+      <w:proofErr w:type="spellStart"/>
+      <w:r>
+        <w:rPr>
+          <w:rFonts w:ascii="Times New Roman" w:eastAsia="Times New Roman" w:hAnsi="Times New Roman" w:cs="Times New Roman"/>
+          <w:sz w:val="24"/>
+          <w:szCs w:val="24"/>
+        </w:rPr>
+        <w:t>primary</w:t>
+      </w:r>
+      <w:proofErr w:type="spellEnd"/>
+      <w:r>
+        <w:rPr>
+          <w:rFonts w:ascii="Times New Roman" w:eastAsia="Times New Roman" w:hAnsi="Times New Roman" w:cs="Times New Roman"/>
+          <w:sz w:val="24"/>
+          <w:szCs w:val="24"/>
+        </w:rPr>
+        <w:t xml:space="preserve"> </w:t>
+      </w:r>
+      <w:proofErr w:type="spellStart"/>
+      <w:r>
+        <w:rPr>
+          <w:rFonts w:ascii="Times New Roman" w:eastAsia="Times New Roman" w:hAnsi="Times New Roman" w:cs="Times New Roman"/>
+          <w:sz w:val="24"/>
+          <w:szCs w:val="24"/>
+        </w:rPr>
+        <w:t>key</w:t>
+      </w:r>
+      <w:proofErr w:type="spellEnd"/>
+      <w:r>
+        <w:rPr>
+          <w:rFonts w:ascii="Times New Roman" w:eastAsia="Times New Roman" w:hAnsi="Times New Roman" w:cs="Times New Roman"/>
+          <w:sz w:val="24"/>
+          <w:szCs w:val="24"/>
+        </w:rPr>
+        <w:t xml:space="preserve"> så det hele er nemmere at finde rundt i. I vores database har vi brugerdata såsom id, fulde navn, </w:t>
+      </w:r>
+      <w:proofErr w:type="spellStart"/>
+      <w:r>
+        <w:rPr>
+          <w:rFonts w:ascii="Times New Roman" w:eastAsia="Times New Roman" w:hAnsi="Times New Roman" w:cs="Times New Roman"/>
+          <w:sz w:val="24"/>
+          <w:szCs w:val="24"/>
+        </w:rPr>
+        <w:t>Tokens</w:t>
+      </w:r>
+      <w:proofErr w:type="spellEnd"/>
+      <w:r>
+        <w:rPr>
+          <w:rFonts w:ascii="Times New Roman" w:eastAsia="Times New Roman" w:hAnsi="Times New Roman" w:cs="Times New Roman"/>
+          <w:sz w:val="24"/>
+          <w:szCs w:val="24"/>
+        </w:rPr>
+        <w:t xml:space="preserve"> til login, brugergruppe (user eller superuser, som man kan bruge til at logge ind på login siden), passwords og fødselsdage. Vi har valgt at bruge </w:t>
+      </w:r>
+      <w:proofErr w:type="spellStart"/>
+      <w:r>
+        <w:rPr>
+          <w:rFonts w:ascii="Times New Roman" w:eastAsia="Times New Roman" w:hAnsi="Times New Roman" w:cs="Times New Roman"/>
+          <w:sz w:val="24"/>
+          <w:szCs w:val="24"/>
+        </w:rPr>
+        <w:t>Mariadb</w:t>
+      </w:r>
+      <w:proofErr w:type="spellEnd"/>
+      <w:r>
+        <w:rPr>
+          <w:rFonts w:ascii="Times New Roman" w:eastAsia="Times New Roman" w:hAnsi="Times New Roman" w:cs="Times New Roman"/>
+          <w:sz w:val="24"/>
+          <w:szCs w:val="24"/>
+        </w:rPr>
+        <w:t xml:space="preserve"> da det er hurtigt og nemt, og vi kan overføre .sql filer. Samt det virker rigtig godt med </w:t>
+      </w:r>
+      <w:proofErr w:type="spellStart"/>
+      <w:r>
+        <w:rPr>
+          <w:rFonts w:ascii="Times New Roman" w:eastAsia="Times New Roman" w:hAnsi="Times New Roman" w:cs="Times New Roman"/>
+          <w:sz w:val="24"/>
+          <w:szCs w:val="24"/>
+        </w:rPr>
+        <w:t>nodeJS</w:t>
+      </w:r>
+      <w:proofErr w:type="spellEnd"/>
+      <w:r>
+        <w:rPr>
+          <w:rFonts w:ascii="Times New Roman" w:eastAsia="Times New Roman" w:hAnsi="Times New Roman" w:cs="Times New Roman"/>
+          <w:sz w:val="24"/>
+          <w:szCs w:val="24"/>
+        </w:rPr>
+        <w:t xml:space="preserve">. Samt det hele kører fra en </w:t>
+      </w:r>
+      <w:proofErr w:type="spellStart"/>
+      <w:r>
+        <w:rPr>
+          <w:rFonts w:ascii="Times New Roman" w:eastAsia="Times New Roman" w:hAnsi="Times New Roman" w:cs="Times New Roman"/>
+          <w:sz w:val="24"/>
+          <w:szCs w:val="24"/>
+        </w:rPr>
+        <w:t>raspberry</w:t>
+      </w:r>
+      <w:proofErr w:type="spellEnd"/>
+      <w:r>
+        <w:rPr>
+          <w:rFonts w:ascii="Times New Roman" w:eastAsia="Times New Roman" w:hAnsi="Times New Roman" w:cs="Times New Roman"/>
+          <w:sz w:val="24"/>
+          <w:szCs w:val="24"/>
+        </w:rPr>
+        <w:t xml:space="preserve"> pi og der kunne vi ikke får en </w:t>
+      </w:r>
+      <w:proofErr w:type="spellStart"/>
+      <w:r>
+        <w:rPr>
+          <w:rFonts w:ascii="Times New Roman" w:eastAsia="Times New Roman" w:hAnsi="Times New Roman" w:cs="Times New Roman"/>
+          <w:sz w:val="24"/>
+          <w:szCs w:val="24"/>
+        </w:rPr>
+        <w:t>mysql</w:t>
+      </w:r>
+      <w:proofErr w:type="spellEnd"/>
+      <w:r>
+        <w:rPr>
+          <w:rFonts w:ascii="Times New Roman" w:eastAsia="Times New Roman" w:hAnsi="Times New Roman" w:cs="Times New Roman"/>
+          <w:sz w:val="24"/>
+          <w:szCs w:val="24"/>
+        </w:rPr>
+        <w:t xml:space="preserve"> database op og køre, så vi valgte </w:t>
+      </w:r>
+      <w:proofErr w:type="spellStart"/>
+      <w:r>
+        <w:rPr>
+          <w:rFonts w:ascii="Times New Roman" w:eastAsia="Times New Roman" w:hAnsi="Times New Roman" w:cs="Times New Roman"/>
+          <w:sz w:val="24"/>
+          <w:szCs w:val="24"/>
+        </w:rPr>
+        <w:t>mariadb</w:t>
+      </w:r>
+      <w:proofErr w:type="spellEnd"/>
+      <w:r>
+        <w:rPr>
+          <w:rFonts w:ascii="Times New Roman" w:eastAsia="Times New Roman" w:hAnsi="Times New Roman" w:cs="Times New Roman"/>
+          <w:sz w:val="24"/>
+          <w:szCs w:val="24"/>
+        </w:rPr>
+        <w:t xml:space="preserve"> det det var det der mindede mest om, og vi allerede vidste hvordan en sql database fungerede.</w:t>
+      </w:r>
+    </w:p>
+    <w:p>
+      <w:pPr>
+        <w:rPr>
+          <w:rFonts w:ascii="Times New Roman" w:eastAsia="Times New Roman" w:hAnsi="Times New Roman" w:cs="Times New Roman"/>
+          <w:sz w:val="24"/>
+          <w:szCs w:val="24"/>
+        </w:rPr>
+      </w:pPr>
+      <w:r>
+        <w:rPr>
+          <w:rFonts w:ascii="Times New Roman" w:eastAsia="Times New Roman" w:hAnsi="Times New Roman" w:cs="Times New Roman"/>
+          <w:sz w:val="24"/>
+          <w:szCs w:val="24"/>
+        </w:rPr>
+        <w:t>Der er nogle forskellige funktioner, hvor man kan få information omkring brugere i databasen se readme.md</w:t>
+      </w:r>
+    </w:p>
+    <w:p>
+      <w:pPr>
+        <w:rPr>
+          <w:rFonts w:ascii="Times New Roman" w:eastAsia="Times New Roman" w:hAnsi="Times New Roman" w:cs="Times New Roman"/>
+          <w:sz w:val="24"/>
+          <w:szCs w:val="24"/>
+        </w:rPr>
+      </w:pPr>
+    </w:p>
+    <w:p>
+      <w:pPr>
+        <w:rPr>
+          <w:rFonts w:ascii="Times New Roman" w:eastAsia="Times New Roman" w:hAnsi="Times New Roman" w:cs="Times New Roman"/>
           <w:sz w:val="30"/>
           <w:szCs w:val="30"/>
-          <w:rtl w:val="0"/>
-        </w:rPr>
-        <w:t xml:space="preserve">NodeJS</w:t>
-      </w:r>
-    </w:p>
-    <w:p>
-      <w:pPr>
-        <w:rPr>
-          <w:rFonts w:ascii="Times New Roman" w:cs="Times New Roman" w:eastAsia="Times New Roman" w:hAnsi="Times New Roman"/>
-          <w:sz w:val="24"/>
-          <w:szCs w:val="24"/>
-        </w:rPr>
-      </w:pPr>
-      <w:r>
-        <w:rPr>
-          <w:rFonts w:ascii="Times New Roman" w:cs="Times New Roman" w:eastAsia="Times New Roman" w:hAnsi="Times New Roman"/>
-          <w:sz w:val="24"/>
-          <w:szCs w:val="24"/>
-          <w:rtl w:val="0"/>
-        </w:rPr>
-        <w:t xml:space="preserve">Vi har valgt at bruge Node Js, da det ikke havde en særlig stejl læringskurve og det ikke var særligt svært at gå til, så arbejder det super godt med mariadb, det har også en god mængde sikkerhed og vi har mildt testet den med sqli, og der kunne vi ikke få noget ud af den. Vi har valgt at bruge pug i stedet for html da det er lidt nemmere at koble op med nodeJS.</w:t>
-      </w:r>
-    </w:p>
-    <w:p>
-      <w:pPr>
-        <w:rPr>
-          <w:rFonts w:ascii="Times New Roman" w:cs="Times New Roman" w:eastAsia="Times New Roman" w:hAnsi="Times New Roman"/>
-          <w:sz w:val="24"/>
-          <w:szCs w:val="24"/>
-        </w:rPr>
-      </w:pPr>
-      <w:r>
-        <w:rPr>
-          <w:rtl w:val="0"/>
-        </w:rPr>
-      </w:r>
-    </w:p>
-    <w:p>
-      <w:pPr>
-        <w:rPr>
-          <w:rFonts w:ascii="Times New Roman" w:cs="Times New Roman" w:eastAsia="Times New Roman" w:hAnsi="Times New Roman"/>
+        </w:rPr>
+      </w:pPr>
+      <w:proofErr w:type="spellStart"/>
+      <w:r>
+        <w:rPr>
+          <w:rFonts w:ascii="Times New Roman" w:eastAsia="Times New Roman" w:hAnsi="Times New Roman" w:cs="Times New Roman"/>
           <w:sz w:val="30"/>
           <w:szCs w:val="30"/>
         </w:rPr>
-      </w:pPr>
-      <w:r>
-        <w:rPr>
-          <w:rFonts w:ascii="Times New Roman" w:cs="Times New Roman" w:eastAsia="Times New Roman" w:hAnsi="Times New Roman"/>
+        <w:t>NodeJS</w:t>
+      </w:r>
+      <w:proofErr w:type="spellEnd"/>
+    </w:p>
+    <w:p>
+      <w:pPr>
+        <w:rPr>
+          <w:rFonts w:ascii="Times New Roman" w:eastAsia="Times New Roman" w:hAnsi="Times New Roman" w:cs="Times New Roman"/>
+          <w:sz w:val="24"/>
+          <w:szCs w:val="24"/>
+        </w:rPr>
+      </w:pPr>
+      <w:r>
+        <w:rPr>
+          <w:rFonts w:ascii="Times New Roman" w:eastAsia="Times New Roman" w:hAnsi="Times New Roman" w:cs="Times New Roman"/>
+          <w:sz w:val="24"/>
+          <w:szCs w:val="24"/>
+        </w:rPr>
+        <w:t xml:space="preserve">Vi har valgt at bruge Node Js, da det ikke havde en særlig stejl læringskurve og det ikke var særligt svært at gå til, så arbejder det </w:t>
+      </w:r>
+      <w:proofErr w:type="gramStart"/>
+      <w:r>
+        <w:rPr>
+          <w:rFonts w:ascii="Times New Roman" w:eastAsia="Times New Roman" w:hAnsi="Times New Roman" w:cs="Times New Roman"/>
+          <w:sz w:val="24"/>
+          <w:szCs w:val="24"/>
+        </w:rPr>
+        <w:t>super godt</w:t>
+      </w:r>
+      <w:proofErr w:type="gramEnd"/>
+      <w:r>
+        <w:rPr>
+          <w:rFonts w:ascii="Times New Roman" w:eastAsia="Times New Roman" w:hAnsi="Times New Roman" w:cs="Times New Roman"/>
+          <w:sz w:val="24"/>
+          <w:szCs w:val="24"/>
+        </w:rPr>
+        <w:t xml:space="preserve"> med </w:t>
+      </w:r>
+      <w:proofErr w:type="spellStart"/>
+      <w:r>
+        <w:rPr>
+          <w:rFonts w:ascii="Times New Roman" w:eastAsia="Times New Roman" w:hAnsi="Times New Roman" w:cs="Times New Roman"/>
+          <w:sz w:val="24"/>
+          <w:szCs w:val="24"/>
+        </w:rPr>
+        <w:t>mariadb</w:t>
+      </w:r>
+      <w:proofErr w:type="spellEnd"/>
+      <w:r>
+        <w:rPr>
+          <w:rFonts w:ascii="Times New Roman" w:eastAsia="Times New Roman" w:hAnsi="Times New Roman" w:cs="Times New Roman"/>
+          <w:sz w:val="24"/>
+          <w:szCs w:val="24"/>
+        </w:rPr>
+        <w:t xml:space="preserve">, det har også en god mængde sikkerhed og vi har mildt testet den med </w:t>
+      </w:r>
+      <w:proofErr w:type="spellStart"/>
+      <w:r>
+        <w:rPr>
+          <w:rFonts w:ascii="Times New Roman" w:eastAsia="Times New Roman" w:hAnsi="Times New Roman" w:cs="Times New Roman"/>
+          <w:sz w:val="24"/>
+          <w:szCs w:val="24"/>
+        </w:rPr>
+        <w:t>sqli</w:t>
+      </w:r>
+      <w:proofErr w:type="spellEnd"/>
+      <w:r>
+        <w:rPr>
+          <w:rFonts w:ascii="Times New Roman" w:eastAsia="Times New Roman" w:hAnsi="Times New Roman" w:cs="Times New Roman"/>
+          <w:sz w:val="24"/>
+          <w:szCs w:val="24"/>
+        </w:rPr>
+        <w:t xml:space="preserve">, og der kunne vi ikke få noget ud af den. Vi har valgt at bruge pug i stedet for html da det er lidt nemmere at koble op med </w:t>
+      </w:r>
+      <w:proofErr w:type="spellStart"/>
+      <w:r>
+        <w:rPr>
+          <w:rFonts w:ascii="Times New Roman" w:eastAsia="Times New Roman" w:hAnsi="Times New Roman" w:cs="Times New Roman"/>
+          <w:sz w:val="24"/>
+          <w:szCs w:val="24"/>
+        </w:rPr>
+        <w:t>nodeJS</w:t>
+      </w:r>
+      <w:proofErr w:type="spellEnd"/>
+      <w:r>
+        <w:rPr>
+          <w:rFonts w:ascii="Times New Roman" w:eastAsia="Times New Roman" w:hAnsi="Times New Roman" w:cs="Times New Roman"/>
+          <w:sz w:val="24"/>
+          <w:szCs w:val="24"/>
+        </w:rPr>
+        <w:t>.</w:t>
+      </w:r>
+    </w:p>
+    <w:p>
+      <w:pPr>
+        <w:rPr>
+          <w:rFonts w:ascii="Times New Roman" w:eastAsia="Times New Roman" w:hAnsi="Times New Roman" w:cs="Times New Roman"/>
+          <w:sz w:val="24"/>
+          <w:szCs w:val="24"/>
+        </w:rPr>
+      </w:pPr>
+    </w:p>
+    <w:p>
+      <w:pPr>
+        <w:rPr>
+          <w:rFonts w:ascii="Times New Roman" w:eastAsia="Times New Roman" w:hAnsi="Times New Roman" w:cs="Times New Roman"/>
+          <w:sz w:val="28"/>
+          <w:szCs w:val="28"/>
+        </w:rPr>
+      </w:pPr>
+      <w:r>
+        <w:rPr>
+          <w:rFonts w:ascii="Times New Roman" w:eastAsia="Times New Roman" w:hAnsi="Times New Roman" w:cs="Times New Roman"/>
+          <w:sz w:val="28"/>
+          <w:szCs w:val="28"/>
+        </w:rPr>
+        <w:t>nodemon</w:t>
+      </w:r>
+    </w:p>
+    <w:p>
+      <w:pPr>
+        <w:rPr>
+          <w:rFonts w:ascii="Times New Roman" w:eastAsia="Times New Roman" w:hAnsi="Times New Roman" w:cs="Times New Roman"/>
+          <w:sz w:val="24"/>
+          <w:szCs w:val="24"/>
+        </w:rPr>
+      </w:pPr>
+      <w:r>
+        <w:rPr>
+          <w:rFonts w:ascii="Times New Roman" w:eastAsia="Times New Roman" w:hAnsi="Times New Roman" w:cs="Times New Roman"/>
+          <w:sz w:val="24"/>
+          <w:szCs w:val="24"/>
+        </w:rPr>
+        <w:t xml:space="preserve">Vi bruger nodemon som automatisk </w:t>
+      </w:r>
+      <w:proofErr w:type="spellStart"/>
+      <w:r>
+        <w:rPr>
+          <w:rFonts w:ascii="Times New Roman" w:eastAsia="Times New Roman" w:hAnsi="Times New Roman" w:cs="Times New Roman"/>
+          <w:sz w:val="24"/>
+          <w:szCs w:val="24"/>
+        </w:rPr>
+        <w:t>updatere</w:t>
+      </w:r>
+      <w:proofErr w:type="spellEnd"/>
+      <w:r>
+        <w:rPr>
+          <w:rFonts w:ascii="Times New Roman" w:eastAsia="Times New Roman" w:hAnsi="Times New Roman" w:cs="Times New Roman"/>
+          <w:sz w:val="24"/>
+          <w:szCs w:val="24"/>
+        </w:rPr>
+        <w:t xml:space="preserve"> node </w:t>
+      </w:r>
+      <w:proofErr w:type="spellStart"/>
+      <w:r>
+        <w:rPr>
+          <w:rFonts w:ascii="Times New Roman" w:eastAsia="Times New Roman" w:hAnsi="Times New Roman" w:cs="Times New Roman"/>
+          <w:sz w:val="24"/>
+          <w:szCs w:val="24"/>
+        </w:rPr>
+        <w:t>appliction</w:t>
+      </w:r>
+      <w:proofErr w:type="spellEnd"/>
+      <w:r>
+        <w:rPr>
+          <w:rFonts w:ascii="Times New Roman" w:eastAsia="Times New Roman" w:hAnsi="Times New Roman" w:cs="Times New Roman"/>
+          <w:sz w:val="24"/>
+          <w:szCs w:val="24"/>
+        </w:rPr>
+        <w:t xml:space="preserve"> når der er ændring i filerne i </w:t>
+      </w:r>
+      <w:proofErr w:type="spellStart"/>
+      <w:r>
+        <w:rPr>
+          <w:rFonts w:ascii="Times New Roman" w:eastAsia="Times New Roman" w:hAnsi="Times New Roman" w:cs="Times New Roman"/>
+          <w:sz w:val="24"/>
+          <w:szCs w:val="24"/>
+        </w:rPr>
+        <w:t>directory</w:t>
+      </w:r>
+      <w:proofErr w:type="spellEnd"/>
+    </w:p>
+    <w:p>
+      <w:pPr>
+        <w:rPr>
+          <w:rFonts w:ascii="Times New Roman" w:eastAsia="Times New Roman" w:hAnsi="Times New Roman" w:cs="Times New Roman"/>
+          <w:sz w:val="24"/>
+          <w:szCs w:val="24"/>
+        </w:rPr>
+      </w:pPr>
+    </w:p>
+    <w:p>
+      <w:pPr>
+        <w:rPr>
+          <w:rFonts w:ascii="Times New Roman" w:eastAsia="Times New Roman" w:hAnsi="Times New Roman" w:cs="Times New Roman"/>
           <w:sz w:val="30"/>
           <w:szCs w:val="30"/>
-          <w:rtl w:val="0"/>
-        </w:rPr>
-        <w:t xml:space="preserve">Admin Panel</w:t>
-      </w:r>
-    </w:p>
-    <w:p>
-      <w:pPr>
-        <w:rPr>
-          <w:rFonts w:ascii="Times New Roman" w:cs="Times New Roman" w:eastAsia="Times New Roman" w:hAnsi="Times New Roman"/>
-          <w:sz w:val="24"/>
-          <w:szCs w:val="24"/>
-        </w:rPr>
-      </w:pPr>
-      <w:r>
-        <w:rPr>
-          <w:rFonts w:ascii="Times New Roman" w:cs="Times New Roman" w:eastAsia="Times New Roman" w:hAnsi="Times New Roman"/>
-          <w:sz w:val="24"/>
-          <w:szCs w:val="24"/>
-          <w:rtl w:val="0"/>
-        </w:rPr>
-        <w:t xml:space="preserve">Admin panelet er blevet skrevet i html og derefter konverteret til Pug, panelet har nogle forskellige kategorier, som er tilslutttet til raspberry pien, </w:t>
-      </w:r>
-    </w:p>
-    <w:p>
-      <w:pPr>
-        <w:rPr>
-          <w:rFonts w:ascii="Times New Roman" w:cs="Times New Roman" w:eastAsia="Times New Roman" w:hAnsi="Times New Roman"/>
-          <w:sz w:val="24"/>
-          <w:szCs w:val="24"/>
-        </w:rPr>
-      </w:pPr>
-      <w:r>
-        <w:rPr>
-          <w:rtl w:val="0"/>
-        </w:rPr>
-      </w:r>
-    </w:p>
-    <w:p>
-      <w:pPr>
-        <w:rPr>
-          <w:rFonts w:ascii="Times New Roman" w:cs="Times New Roman" w:eastAsia="Times New Roman" w:hAnsi="Times New Roman"/>
-          <w:sz w:val="24"/>
-          <w:szCs w:val="24"/>
-        </w:rPr>
-      </w:pPr>
-      <w:r>
-        <w:rPr>
-          <w:rFonts w:ascii="Times New Roman" w:cs="Times New Roman" w:eastAsia="Times New Roman" w:hAnsi="Times New Roman"/>
-          <w:sz w:val="24"/>
-          <w:szCs w:val="24"/>
-          <w:rtl w:val="0"/>
+        </w:rPr>
+      </w:pPr>
+      <w:proofErr w:type="spellStart"/>
+      <w:r>
+        <w:rPr>
+          <w:rFonts w:ascii="Times New Roman" w:eastAsia="Times New Roman" w:hAnsi="Times New Roman" w:cs="Times New Roman"/>
+          <w:sz w:val="30"/>
+          <w:szCs w:val="30"/>
+        </w:rPr>
+        <w:t>Admin</w:t>
+      </w:r>
+      <w:proofErr w:type="spellEnd"/>
+      <w:r>
+        <w:rPr>
+          <w:rFonts w:ascii="Times New Roman" w:eastAsia="Times New Roman" w:hAnsi="Times New Roman" w:cs="Times New Roman"/>
+          <w:sz w:val="30"/>
+          <w:szCs w:val="30"/>
+        </w:rPr>
+        <w:t xml:space="preserve"> Panel</w:t>
+      </w:r>
+    </w:p>
+    <w:p>
+      <w:pPr>
+        <w:rPr>
+          <w:rFonts w:ascii="Times New Roman" w:eastAsia="Times New Roman" w:hAnsi="Times New Roman" w:cs="Times New Roman"/>
+          <w:sz w:val="24"/>
+          <w:szCs w:val="24"/>
+        </w:rPr>
+      </w:pPr>
+      <w:proofErr w:type="spellStart"/>
+      <w:r>
+        <w:rPr>
+          <w:rFonts w:ascii="Times New Roman" w:eastAsia="Times New Roman" w:hAnsi="Times New Roman" w:cs="Times New Roman"/>
+          <w:sz w:val="24"/>
+          <w:szCs w:val="24"/>
+        </w:rPr>
+        <w:t>Admin</w:t>
+      </w:r>
+      <w:proofErr w:type="spellEnd"/>
+      <w:r>
+        <w:rPr>
+          <w:rFonts w:ascii="Times New Roman" w:eastAsia="Times New Roman" w:hAnsi="Times New Roman" w:cs="Times New Roman"/>
+          <w:sz w:val="24"/>
+          <w:szCs w:val="24"/>
+        </w:rPr>
+        <w:t xml:space="preserve"> panelet er blevet skrevet i html og derefter konverteret til Pug, panelet har nogle forskellige kategorier, som er </w:t>
+      </w:r>
+      <w:proofErr w:type="spellStart"/>
+      <w:r>
+        <w:rPr>
+          <w:rFonts w:ascii="Times New Roman" w:eastAsia="Times New Roman" w:hAnsi="Times New Roman" w:cs="Times New Roman"/>
+          <w:sz w:val="24"/>
+          <w:szCs w:val="24"/>
+        </w:rPr>
+        <w:t>tilslutttet</w:t>
+      </w:r>
+      <w:proofErr w:type="spellEnd"/>
+      <w:r>
+        <w:rPr>
+          <w:rFonts w:ascii="Times New Roman" w:eastAsia="Times New Roman" w:hAnsi="Times New Roman" w:cs="Times New Roman"/>
+          <w:sz w:val="24"/>
+          <w:szCs w:val="24"/>
+        </w:rPr>
+        <w:t xml:space="preserve"> til </w:t>
+      </w:r>
+      <w:proofErr w:type="spellStart"/>
+      <w:r>
+        <w:rPr>
+          <w:rFonts w:ascii="Times New Roman" w:eastAsia="Times New Roman" w:hAnsi="Times New Roman" w:cs="Times New Roman"/>
+          <w:sz w:val="24"/>
+          <w:szCs w:val="24"/>
+        </w:rPr>
+        <w:t>raspberry</w:t>
+      </w:r>
+      <w:proofErr w:type="spellEnd"/>
+      <w:r>
+        <w:rPr>
+          <w:rFonts w:ascii="Times New Roman" w:eastAsia="Times New Roman" w:hAnsi="Times New Roman" w:cs="Times New Roman"/>
+          <w:sz w:val="24"/>
+          <w:szCs w:val="24"/>
+        </w:rPr>
+        <w:t xml:space="preserve"> pien, </w:t>
+      </w:r>
+    </w:p>
+    <w:p>
+      <w:pPr>
+        <w:rPr>
+          <w:rFonts w:ascii="Times New Roman" w:eastAsia="Times New Roman" w:hAnsi="Times New Roman" w:cs="Times New Roman"/>
+          <w:sz w:val="24"/>
+          <w:szCs w:val="24"/>
+        </w:rPr>
+      </w:pPr>
+    </w:p>
+    <w:p>
+      <w:pPr>
+        <w:rPr>
+          <w:rFonts w:ascii="Times New Roman" w:eastAsia="Times New Roman" w:hAnsi="Times New Roman" w:cs="Times New Roman"/>
+          <w:sz w:val="24"/>
+          <w:szCs w:val="24"/>
+        </w:rPr>
+      </w:pPr>
+      <w:r>
+        <w:rPr>
+          <w:rFonts w:ascii="Times New Roman" w:eastAsia="Times New Roman" w:hAnsi="Times New Roman" w:cs="Times New Roman"/>
+          <w:sz w:val="24"/>
+          <w:szCs w:val="24"/>
         </w:rPr>
         <w:t xml:space="preserve">-Dashboard: </w:t>
       </w:r>
@@ -224,84 +586,125 @@
     <w:p>
       <w:pPr>
         <w:rPr>
-          <w:rFonts w:ascii="Times New Roman" w:cs="Times New Roman" w:eastAsia="Times New Roman" w:hAnsi="Times New Roman"/>
-          <w:sz w:val="24"/>
-          <w:szCs w:val="24"/>
-        </w:rPr>
-      </w:pPr>
-      <w:r>
-        <w:rPr>
-          <w:rFonts w:ascii="Times New Roman" w:cs="Times New Roman" w:eastAsia="Times New Roman" w:hAnsi="Times New Roman"/>
-          <w:sz w:val="24"/>
-          <w:szCs w:val="24"/>
-          <w:rtl w:val="0"/>
-        </w:rPr>
-        <w:t xml:space="preserve">på dashboardet kan man sende beskeder til infoskærmen og fremvise dem, med dato der er sat så det foregår automatisk og man ikke skal manuel ind og slette den når beskeden ikke er relevant mere. </w:t>
-      </w:r>
-    </w:p>
-    <w:p>
-      <w:pPr>
-        <w:rPr>
-          <w:rFonts w:ascii="Times New Roman" w:cs="Times New Roman" w:eastAsia="Times New Roman" w:hAnsi="Times New Roman"/>
-          <w:sz w:val="26"/>
-          <w:szCs w:val="26"/>
-        </w:rPr>
-      </w:pPr>
-      <w:r>
-        <w:rPr>
-          <w:rtl w:val="0"/>
-        </w:rPr>
-      </w:r>
-    </w:p>
-    <w:p>
-      <w:pPr>
-        <w:rPr>
-          <w:rFonts w:ascii="Times New Roman" w:cs="Times New Roman" w:eastAsia="Times New Roman" w:hAnsi="Times New Roman"/>
-          <w:sz w:val="26"/>
-          <w:szCs w:val="26"/>
-        </w:rPr>
-      </w:pPr>
-      <w:r>
-        <w:rPr>
-          <w:rFonts w:ascii="Times New Roman" w:cs="Times New Roman" w:eastAsia="Times New Roman" w:hAnsi="Times New Roman"/>
-          <w:sz w:val="26"/>
-          <w:szCs w:val="26"/>
-          <w:rtl w:val="0"/>
-        </w:rPr>
-        <w:t xml:space="preserve">-Database:</w:t>
-      </w:r>
-    </w:p>
-    <w:p>
-      <w:pPr>
-        <w:rPr>
-          <w:rFonts w:ascii="Times New Roman" w:cs="Times New Roman" w:eastAsia="Times New Roman" w:hAnsi="Times New Roman"/>
-          <w:sz w:val="26"/>
-          <w:szCs w:val="26"/>
-        </w:rPr>
-      </w:pPr>
-      <w:r>
-        <w:rPr>
-          <w:rFonts w:ascii="Times New Roman" w:cs="Times New Roman" w:eastAsia="Times New Roman" w:hAnsi="Times New Roman"/>
-          <w:sz w:val="26"/>
-          <w:szCs w:val="26"/>
-          <w:rtl w:val="0"/>
-        </w:rPr>
-        <w:t xml:space="preserve">Database kan vise et datatable med alle brugere inde i databasen, samt slette eller tilføje flere brugere hvis der er behov for det. Der vil også være mulighed for at redigere eksisterene brugers data.</w:t>
-      </w:r>
-    </w:p>
-    <w:p>
-      <w:pPr>
-        <w:rPr>
-          <w:rFonts w:ascii="Times New Roman" w:cs="Times New Roman" w:eastAsia="Times New Roman" w:hAnsi="Times New Roman"/>
-          <w:sz w:val="26"/>
-          <w:szCs w:val="26"/>
-        </w:rPr>
-      </w:pPr>
-      <w:r>
-        <w:rPr>
-          <w:rtl w:val="0"/>
-        </w:rPr>
-      </w:r>
+          <w:rFonts w:ascii="Times New Roman" w:eastAsia="Times New Roman" w:hAnsi="Times New Roman" w:cs="Times New Roman"/>
+          <w:sz w:val="24"/>
+          <w:szCs w:val="24"/>
+        </w:rPr>
+      </w:pPr>
+      <w:r>
+        <w:rPr>
+          <w:rFonts w:ascii="Times New Roman" w:eastAsia="Times New Roman" w:hAnsi="Times New Roman" w:cs="Times New Roman"/>
+          <w:sz w:val="24"/>
+          <w:szCs w:val="24"/>
+        </w:rPr>
+        <w:t xml:space="preserve">på </w:t>
+      </w:r>
+      <w:proofErr w:type="spellStart"/>
+      <w:r>
+        <w:rPr>
+          <w:rFonts w:ascii="Times New Roman" w:eastAsia="Times New Roman" w:hAnsi="Times New Roman" w:cs="Times New Roman"/>
+          <w:sz w:val="24"/>
+          <w:szCs w:val="24"/>
+        </w:rPr>
+        <w:t>dashboardet</w:t>
+      </w:r>
+      <w:proofErr w:type="spellEnd"/>
+      <w:r>
+        <w:rPr>
+          <w:rFonts w:ascii="Times New Roman" w:eastAsia="Times New Roman" w:hAnsi="Times New Roman" w:cs="Times New Roman"/>
+          <w:sz w:val="24"/>
+          <w:szCs w:val="24"/>
+        </w:rPr>
+        <w:t xml:space="preserve"> kan man sende beskeder til infoskærmen og fremvise dem, med dato der er sat så det foregår automatisk og man ikke skal manuel ind og slette den når beskeden ikke er relevant mere. </w:t>
+      </w:r>
+    </w:p>
+    <w:p>
+      <w:pPr>
+        <w:rPr>
+          <w:rFonts w:ascii="Times New Roman" w:eastAsia="Times New Roman" w:hAnsi="Times New Roman" w:cs="Times New Roman"/>
+          <w:sz w:val="26"/>
+          <w:szCs w:val="26"/>
+        </w:rPr>
+      </w:pPr>
+    </w:p>
+    <w:p>
+      <w:pPr>
+        <w:rPr>
+          <w:rFonts w:ascii="Times New Roman" w:eastAsia="Times New Roman" w:hAnsi="Times New Roman" w:cs="Times New Roman"/>
+          <w:sz w:val="26"/>
+          <w:szCs w:val="26"/>
+        </w:rPr>
+      </w:pPr>
+      <w:r>
+        <w:rPr>
+          <w:rFonts w:ascii="Times New Roman" w:eastAsia="Times New Roman" w:hAnsi="Times New Roman" w:cs="Times New Roman"/>
+          <w:sz w:val="26"/>
+          <w:szCs w:val="26"/>
+        </w:rPr>
+        <w:t>-Database:</w:t>
+      </w:r>
+    </w:p>
+    <w:p>
+      <w:pPr>
+        <w:rPr>
+          <w:rFonts w:ascii="Times New Roman" w:eastAsia="Times New Roman" w:hAnsi="Times New Roman" w:cs="Times New Roman"/>
+          <w:sz w:val="26"/>
+          <w:szCs w:val="26"/>
+        </w:rPr>
+      </w:pPr>
+      <w:r>
+        <w:rPr>
+          <w:rFonts w:ascii="Times New Roman" w:eastAsia="Times New Roman" w:hAnsi="Times New Roman" w:cs="Times New Roman"/>
+          <w:sz w:val="26"/>
+          <w:szCs w:val="26"/>
+        </w:rPr>
+        <w:t xml:space="preserve">Database kan vise et </w:t>
+      </w:r>
+      <w:proofErr w:type="spellStart"/>
+      <w:r>
+        <w:rPr>
+          <w:rFonts w:ascii="Times New Roman" w:eastAsia="Times New Roman" w:hAnsi="Times New Roman" w:cs="Times New Roman"/>
+          <w:sz w:val="26"/>
+          <w:szCs w:val="26"/>
+        </w:rPr>
+        <w:t>datatable</w:t>
+      </w:r>
+      <w:proofErr w:type="spellEnd"/>
+      <w:r>
+        <w:rPr>
+          <w:rFonts w:ascii="Times New Roman" w:eastAsia="Times New Roman" w:hAnsi="Times New Roman" w:cs="Times New Roman"/>
+          <w:sz w:val="26"/>
+          <w:szCs w:val="26"/>
+        </w:rPr>
+        <w:t xml:space="preserve"> med alle brugere inde i databasen, samt slette eller tilføje flere brugere hvis der er behov for det. Der vil også være mulighed for at redigere </w:t>
+      </w:r>
+      <w:proofErr w:type="spellStart"/>
+      <w:r>
+        <w:rPr>
+          <w:rFonts w:ascii="Times New Roman" w:eastAsia="Times New Roman" w:hAnsi="Times New Roman" w:cs="Times New Roman"/>
+          <w:sz w:val="26"/>
+          <w:szCs w:val="26"/>
+        </w:rPr>
+        <w:t>eksisterene</w:t>
+      </w:r>
+      <w:proofErr w:type="spellEnd"/>
+      <w:r>
+        <w:rPr>
+          <w:rFonts w:ascii="Times New Roman" w:eastAsia="Times New Roman" w:hAnsi="Times New Roman" w:cs="Times New Roman"/>
+          <w:sz w:val="26"/>
+          <w:szCs w:val="26"/>
+        </w:rPr>
+        <w:t xml:space="preserve"> brugers data.</w:t>
+      </w:r>
+    </w:p>
+    <w:p>
+      <w:pPr>
+        <w:rPr>
+          <w:rFonts w:ascii="Times New Roman" w:eastAsia="Times New Roman" w:hAnsi="Times New Roman" w:cs="Times New Roman"/>
+          <w:sz w:val="26"/>
+          <w:szCs w:val="26"/>
+        </w:rPr>
+      </w:pPr>
     </w:p>
     <w:p>
       <w:pPr>
@@ -309,124 +712,252 @@
           <w:ilvl w:val="0"/>
           <w:numId w:val="1"/>
         </w:numPr>
-        <w:ind w:left="720" w:hanging="360"/>
-        <w:rPr>
-          <w:rFonts w:ascii="Times New Roman" w:cs="Times New Roman" w:eastAsia="Times New Roman" w:hAnsi="Times New Roman"/>
-          <w:sz w:val="26"/>
-          <w:szCs w:val="26"/>
-          <w:u w:val="none"/>
-        </w:rPr>
-      </w:pPr>
-      <w:r>
-        <w:rPr>
-          <w:rFonts w:ascii="Times New Roman" w:cs="Times New Roman" w:eastAsia="Times New Roman" w:hAnsi="Times New Roman"/>
-          <w:sz w:val="26"/>
-          <w:szCs w:val="26"/>
-          <w:rtl w:val="0"/>
-        </w:rPr>
-        <w:t xml:space="preserve">installationsguide til database.</w:t>
-      </w:r>
-    </w:p>
-    <w:p>
-      <w:pPr>
-        <w:rPr>
-          <w:rFonts w:ascii="Times New Roman" w:cs="Times New Roman" w:eastAsia="Times New Roman" w:hAnsi="Times New Roman"/>
-          <w:sz w:val="26"/>
-          <w:szCs w:val="26"/>
-        </w:rPr>
-      </w:pPr>
-      <w:r>
-        <w:rPr>
-          <w:rFonts w:ascii="Times New Roman" w:cs="Times New Roman" w:eastAsia="Times New Roman" w:hAnsi="Times New Roman"/>
-          <w:sz w:val="26"/>
-          <w:szCs w:val="26"/>
-          <w:rtl w:val="0"/>
-        </w:rPr>
-        <w:t xml:space="preserve">For at installere MariaDB på en raspberry PI, skal man have en package til node js, den ligger som standard i package folderen som kommer med gitten, så den bliver installeret automatisk hvis den er outdated eller, der kommer andre udfordringer kan den altid manuelt installeres med “npm install mariadb”, </w:t>
-      </w:r>
-    </w:p>
-    <w:p>
-      <w:pPr>
-        <w:rPr>
-          <w:rFonts w:ascii="Times New Roman" w:cs="Times New Roman" w:eastAsia="Times New Roman" w:hAnsi="Times New Roman"/>
-          <w:sz w:val="26"/>
-          <w:szCs w:val="26"/>
-        </w:rPr>
-      </w:pPr>
-      <w:r>
-        <w:rPr>
-          <w:rtl w:val="0"/>
-        </w:rPr>
-      </w:r>
-    </w:p>
-    <w:p>
-      <w:pPr>
-        <w:rPr>
-          <w:rFonts w:ascii="Times New Roman" w:cs="Times New Roman" w:eastAsia="Times New Roman" w:hAnsi="Times New Roman"/>
-          <w:sz w:val="26"/>
-          <w:szCs w:val="26"/>
-        </w:rPr>
-      </w:pPr>
-      <w:r>
-        <w:rPr>
-          <w:rtl w:val="0"/>
-        </w:rPr>
-      </w:r>
-    </w:p>
-    <w:p>
-      <w:pPr>
-        <w:rPr>
-          <w:rFonts w:ascii="Times New Roman" w:cs="Times New Roman" w:eastAsia="Times New Roman" w:hAnsi="Times New Roman"/>
-          <w:sz w:val="26"/>
-          <w:szCs w:val="26"/>
-        </w:rPr>
-      </w:pPr>
-      <w:r>
-        <w:rPr>
-          <w:rtl w:val="0"/>
-        </w:rPr>
-      </w:r>
-    </w:p>
-    <w:p>
-      <w:pPr>
-        <w:rPr>
-          <w:rFonts w:ascii="Times New Roman" w:cs="Times New Roman" w:eastAsia="Times New Roman" w:hAnsi="Times New Roman"/>
-          <w:sz w:val="26"/>
-          <w:szCs w:val="26"/>
-        </w:rPr>
-      </w:pPr>
-      <w:r>
-        <w:rPr>
-          <w:rtl w:val="0"/>
-        </w:rPr>
-      </w:r>
-    </w:p>
-    <w:p>
-      <w:pPr>
-        <w:rPr>
-          <w:rFonts w:ascii="Times New Roman" w:cs="Times New Roman" w:eastAsia="Times New Roman" w:hAnsi="Times New Roman"/>
-          <w:sz w:val="26"/>
-          <w:szCs w:val="26"/>
-        </w:rPr>
-      </w:pPr>
-      <w:r>
-        <w:rPr>
-          <w:rtl w:val="0"/>
-        </w:rPr>
-      </w:r>
+        <w:rPr>
+          <w:rFonts w:ascii="Times New Roman" w:eastAsia="Times New Roman" w:hAnsi="Times New Roman" w:cs="Times New Roman"/>
+          <w:sz w:val="26"/>
+          <w:szCs w:val="26"/>
+        </w:rPr>
+      </w:pPr>
+      <w:r>
+        <w:rPr>
+          <w:rFonts w:ascii="Times New Roman" w:eastAsia="Times New Roman" w:hAnsi="Times New Roman" w:cs="Times New Roman"/>
+          <w:sz w:val="26"/>
+          <w:szCs w:val="26"/>
+        </w:rPr>
+        <w:t>installationsguide til database.</w:t>
+      </w:r>
+    </w:p>
+    <w:p>
+      <w:pPr>
+        <w:rPr>
+          <w:rFonts w:ascii="Times New Roman" w:eastAsia="Times New Roman" w:hAnsi="Times New Roman" w:cs="Times New Roman"/>
+          <w:sz w:val="26"/>
+          <w:szCs w:val="26"/>
+        </w:rPr>
+      </w:pPr>
+      <w:r>
+        <w:rPr>
+          <w:rFonts w:ascii="Times New Roman" w:eastAsia="Times New Roman" w:hAnsi="Times New Roman" w:cs="Times New Roman"/>
+          <w:sz w:val="26"/>
+          <w:szCs w:val="26"/>
+        </w:rPr>
+        <w:t xml:space="preserve">For at installere </w:t>
+      </w:r>
+      <w:proofErr w:type="spellStart"/>
+      <w:r>
+        <w:rPr>
+          <w:rFonts w:ascii="Times New Roman" w:eastAsia="Times New Roman" w:hAnsi="Times New Roman" w:cs="Times New Roman"/>
+          <w:sz w:val="26"/>
+          <w:szCs w:val="26"/>
+        </w:rPr>
+        <w:t>MariaDB</w:t>
+      </w:r>
+      <w:proofErr w:type="spellEnd"/>
+      <w:r>
+        <w:rPr>
+          <w:rFonts w:ascii="Times New Roman" w:eastAsia="Times New Roman" w:hAnsi="Times New Roman" w:cs="Times New Roman"/>
+          <w:sz w:val="26"/>
+          <w:szCs w:val="26"/>
+        </w:rPr>
+        <w:t xml:space="preserve"> på en </w:t>
+      </w:r>
+      <w:proofErr w:type="spellStart"/>
+      <w:r>
+        <w:rPr>
+          <w:rFonts w:ascii="Times New Roman" w:eastAsia="Times New Roman" w:hAnsi="Times New Roman" w:cs="Times New Roman"/>
+          <w:sz w:val="26"/>
+          <w:szCs w:val="26"/>
+        </w:rPr>
+        <w:t>raspberry</w:t>
+      </w:r>
+      <w:proofErr w:type="spellEnd"/>
+      <w:r>
+        <w:rPr>
+          <w:rFonts w:ascii="Times New Roman" w:eastAsia="Times New Roman" w:hAnsi="Times New Roman" w:cs="Times New Roman"/>
+          <w:sz w:val="26"/>
+          <w:szCs w:val="26"/>
+        </w:rPr>
+        <w:t xml:space="preserve"> PI, skal man have en </w:t>
+      </w:r>
+      <w:proofErr w:type="spellStart"/>
+      <w:r>
+        <w:rPr>
+          <w:rFonts w:ascii="Times New Roman" w:eastAsia="Times New Roman" w:hAnsi="Times New Roman" w:cs="Times New Roman"/>
+          <w:sz w:val="26"/>
+          <w:szCs w:val="26"/>
+        </w:rPr>
+        <w:t>package</w:t>
+      </w:r>
+      <w:proofErr w:type="spellEnd"/>
+      <w:r>
+        <w:rPr>
+          <w:rFonts w:ascii="Times New Roman" w:eastAsia="Times New Roman" w:hAnsi="Times New Roman" w:cs="Times New Roman"/>
+          <w:sz w:val="26"/>
+          <w:szCs w:val="26"/>
+        </w:rPr>
+        <w:t xml:space="preserve"> til node js, den ligger som standard i </w:t>
+      </w:r>
+      <w:proofErr w:type="spellStart"/>
+      <w:r>
+        <w:rPr>
+          <w:rFonts w:ascii="Times New Roman" w:eastAsia="Times New Roman" w:hAnsi="Times New Roman" w:cs="Times New Roman"/>
+          <w:sz w:val="26"/>
+          <w:szCs w:val="26"/>
+        </w:rPr>
+        <w:t>package</w:t>
+      </w:r>
+      <w:proofErr w:type="spellEnd"/>
+      <w:r>
+        <w:rPr>
+          <w:rFonts w:ascii="Times New Roman" w:eastAsia="Times New Roman" w:hAnsi="Times New Roman" w:cs="Times New Roman"/>
+          <w:sz w:val="26"/>
+          <w:szCs w:val="26"/>
+        </w:rPr>
+        <w:t xml:space="preserve"> folderen som kommer med </w:t>
+      </w:r>
+      <w:proofErr w:type="spellStart"/>
+      <w:r>
+        <w:rPr>
+          <w:rFonts w:ascii="Times New Roman" w:eastAsia="Times New Roman" w:hAnsi="Times New Roman" w:cs="Times New Roman"/>
+          <w:sz w:val="26"/>
+          <w:szCs w:val="26"/>
+        </w:rPr>
+        <w:t>gitten</w:t>
+      </w:r>
+      <w:proofErr w:type="spellEnd"/>
+      <w:r>
+        <w:rPr>
+          <w:rFonts w:ascii="Times New Roman" w:eastAsia="Times New Roman" w:hAnsi="Times New Roman" w:cs="Times New Roman"/>
+          <w:sz w:val="26"/>
+          <w:szCs w:val="26"/>
+        </w:rPr>
+        <w:t xml:space="preserve">, så den bliver </w:t>
+      </w:r>
+      <w:r>
+        <w:rPr>
+          <w:rFonts w:ascii="Times New Roman" w:eastAsia="Times New Roman" w:hAnsi="Times New Roman" w:cs="Times New Roman"/>
+          <w:sz w:val="26"/>
+          <w:szCs w:val="26"/>
+        </w:rPr>
+        <w:lastRenderedPageBreak/>
+        <w:t>installeret automatisk hvis den er outdated eller, der kommer andre udfordringer kan den altid manuelt installeres med “</w:t>
+      </w:r>
+      <w:proofErr w:type="spellStart"/>
+      <w:r>
+        <w:rPr>
+          <w:rFonts w:ascii="Times New Roman" w:eastAsia="Times New Roman" w:hAnsi="Times New Roman" w:cs="Times New Roman"/>
+          <w:sz w:val="26"/>
+          <w:szCs w:val="26"/>
+        </w:rPr>
+        <w:t>npm</w:t>
+      </w:r>
+      <w:proofErr w:type="spellEnd"/>
+      <w:r>
+        <w:rPr>
+          <w:rFonts w:ascii="Times New Roman" w:eastAsia="Times New Roman" w:hAnsi="Times New Roman" w:cs="Times New Roman"/>
+          <w:sz w:val="26"/>
+          <w:szCs w:val="26"/>
+        </w:rPr>
+        <w:t xml:space="preserve"> </w:t>
+      </w:r>
+      <w:proofErr w:type="spellStart"/>
+      <w:r>
+        <w:rPr>
+          <w:rFonts w:ascii="Times New Roman" w:eastAsia="Times New Roman" w:hAnsi="Times New Roman" w:cs="Times New Roman"/>
+          <w:sz w:val="26"/>
+          <w:szCs w:val="26"/>
+        </w:rPr>
+        <w:t>install</w:t>
+      </w:r>
+      <w:proofErr w:type="spellEnd"/>
+      <w:r>
+        <w:rPr>
+          <w:rFonts w:ascii="Times New Roman" w:eastAsia="Times New Roman" w:hAnsi="Times New Roman" w:cs="Times New Roman"/>
+          <w:sz w:val="26"/>
+          <w:szCs w:val="26"/>
+        </w:rPr>
+        <w:t xml:space="preserve"> </w:t>
+      </w:r>
+      <w:proofErr w:type="spellStart"/>
+      <w:r>
+        <w:rPr>
+          <w:rFonts w:ascii="Times New Roman" w:eastAsia="Times New Roman" w:hAnsi="Times New Roman" w:cs="Times New Roman"/>
+          <w:sz w:val="26"/>
+          <w:szCs w:val="26"/>
+        </w:rPr>
+        <w:t>mariadb</w:t>
+      </w:r>
+      <w:proofErr w:type="spellEnd"/>
+      <w:r>
+        <w:rPr>
+          <w:rFonts w:ascii="Times New Roman" w:eastAsia="Times New Roman" w:hAnsi="Times New Roman" w:cs="Times New Roman"/>
+          <w:sz w:val="26"/>
+          <w:szCs w:val="26"/>
+        </w:rPr>
+        <w:t xml:space="preserve">”, </w:t>
+      </w:r>
+    </w:p>
+    <w:p>
+      <w:pPr>
+        <w:rPr>
+          <w:rFonts w:ascii="Times New Roman" w:eastAsia="Times New Roman" w:hAnsi="Times New Roman" w:cs="Times New Roman"/>
+          <w:sz w:val="26"/>
+          <w:szCs w:val="26"/>
+        </w:rPr>
+      </w:pPr>
+    </w:p>
+    <w:p>
+      <w:pPr>
+        <w:rPr>
+          <w:rFonts w:ascii="Times New Roman" w:eastAsia="Times New Roman" w:hAnsi="Times New Roman" w:cs="Times New Roman"/>
+          <w:sz w:val="26"/>
+          <w:szCs w:val="26"/>
+        </w:rPr>
+      </w:pPr>
+    </w:p>
+    <w:p>
+      <w:pPr>
+        <w:rPr>
+          <w:rFonts w:ascii="Times New Roman" w:eastAsia="Times New Roman" w:hAnsi="Times New Roman" w:cs="Times New Roman"/>
+          <w:sz w:val="26"/>
+          <w:szCs w:val="26"/>
+        </w:rPr>
+      </w:pPr>
+    </w:p>
+    <w:p>
+      <w:pPr>
+        <w:rPr>
+          <w:rFonts w:ascii="Times New Roman" w:eastAsia="Times New Roman" w:hAnsi="Times New Roman" w:cs="Times New Roman"/>
+          <w:sz w:val="26"/>
+          <w:szCs w:val="26"/>
+        </w:rPr>
+      </w:pPr>
+    </w:p>
+    <w:p>
+      <w:pPr>
+        <w:rPr>
+          <w:rFonts w:ascii="Times New Roman" w:eastAsia="Times New Roman" w:hAnsi="Times New Roman" w:cs="Times New Roman"/>
+          <w:sz w:val="26"/>
+          <w:szCs w:val="26"/>
+        </w:rPr>
+      </w:pPr>
     </w:p>
     <w:sectPr>
-      <w:pgSz w:h="16834" w:w="11909" w:orient="portrait"/>
-      <w:pgMar w:bottom="1440" w:top="1440" w:left="1440" w:right="1440" w:header="720" w:footer="720"/>
+      <w:pgSz w:w="11909" w:h="16834"/>
+      <w:pgMar w:top="1440" w:right="1440" w:bottom="1440" w:left="1440" w:header="720" w:footer="720" w:gutter="0"/>
       <w:pgNumType w:start="1"/>
+      <w:cols w:space="708"/>
     </w:sectPr>
   </w:body>
 </w:document>
 </file>
 
 <file path=word/numbering.xml><?xml version="1.0" encoding="utf-8"?>
-<w:numbering xmlns:mc="http://schemas.openxmlformats.org/markup-compatibility/2006" xmlns:o="urn:schemas-microsoft-com:office:office" xmlns:r="http://schemas.openxmlformats.org/officeDocument/2006/relationships" xmlns:m="http://schemas.openxmlformats.org/officeDocument/2006/math" xmlns:v="urn:schemas-microsoft-com:vml" xmlns:wp="http://schemas.openxmlformats.org/drawingml/2006/wordprocessingDrawing" xmlns:w10="urn:schemas-microsoft-com:office:word" xmlns:w="http://schemas.openxmlformats.org/wordprocessingml/2006/main" xmlns:wne="http://schemas.microsoft.com/office/word/2006/wordml" xmlns:sl="http://schemas.openxmlformats.org/schemaLibrary/2006/main" xmlns:a="http://schemas.openxmlformats.org/drawingml/2006/main" xmlns:pic="http://schemas.openxmlformats.org/drawingml/2006/picture" xmlns:c="http://schemas.openxmlformats.org/drawingml/2006/chart" xmlns:lc="http://schemas.openxmlformats.org/drawingml/2006/lockedCanvas" xmlns:dgm="http://schemas.openxmlformats.org/drawingml/2006/diagram" xmlns:wps="http://schemas.microsoft.com/office/word/2010/wordprocessingShape" xmlns:wpg="http://schemas.microsoft.com/office/word/2010/wordprocessingGroup" xmlns:w14="http://schemas.microsoft.com/office/word/2010/wordml" xmlns:w15="http://schemas.microsoft.com/office/word/2012/wordml">
-  <w:abstractNum w:abstractNumId="1">
+<w:numbering xmlns:wpc="http://schemas.microsoft.com/office/word/2010/wordprocessingCanvas" xmlns:cx="http://schemas.microsoft.com/office/drawing/2014/chartex" xmlns:cx1="http://schemas.microsoft.com/office/drawing/2015/9/8/chartex" xmlns:cx2="http://schemas.microsoft.com/office/drawing/2015/10/21/chartex" xmlns:cx3="http://schemas.microsoft.com/office/drawing/2016/5/9/chartex" xmlns:cx4="http://schemas.microsoft.com/office/drawing/2016/5/10/chartex" xmlns:cx5="http://schemas.microsoft.com/office/drawing/2016/5/11/chartex" xmlns:cx6="http://schemas.microsoft.com/office/drawing/2016/5/12/chartex" xmlns:cx7="http://schemas.microsoft.com/office/drawing/2016/5/13/chartex" xmlns:cx8="http://schemas.microsoft.com/office/drawing/2016/5/14/chartex" xmlns:mc="http://schemas.openxmlformats.org/markup-compatibility/2006" xmlns:aink="http://schemas.microsoft.com/office/drawing/2016/ink" xmlns:am3d="http://schemas.microsoft.com/office/drawing/2017/model3d" xmlns:o="urn:schemas-microsoft-com:office:office" xmlns:r="http://schemas.openxmlformats.org/officeDocument/2006/relationships" xmlns:m="http://schemas.openxmlformats.org/officeDocument/2006/math" xmlns:v="urn:schemas-microsoft-com:vml" xmlns:wp14="http://schemas.microsoft.com/office/word/2010/wordprocessingDrawing" xmlns:wp="http://schemas.openxmlformats.org/drawingml/2006/wordprocessingDrawing" xmlns:w10="urn:schemas-microsoft-com:office:word" xmlns:w="http://schemas.openxmlformats.org/wordprocessingml/2006/main" xmlns:w14="http://schemas.microsoft.com/office/word/2010/wordml" xmlns:w15="http://schemas.microsoft.com/office/word/2012/wordml" xmlns:w16cex="http://schemas.microsoft.com/office/word/2018/wordml/cex" xmlns:w16cid="http://schemas.microsoft.com/office/word/2016/wordml/cid" xmlns:w16="http://schemas.microsoft.com/office/word/2018/wordml" xmlns:w16sdtdh="http://schemas.microsoft.com/office/word/2020/wordml/sdtdatahash" xmlns:w16se="http://schemas.microsoft.com/office/word/2015/wordml/symex" xmlns:wpg="http://schemas.microsoft.com/office/word/2010/wordprocessingGroup" xmlns:wpi="http://schemas.microsoft.com/office/word/2010/wordprocessingInk" xmlns:wne="http://schemas.microsoft.com/office/word/2006/wordml" xmlns:wps="http://schemas.microsoft.com/office/word/2010/wordprocessingShape" mc:Ignorable="w14 w15 w16se w16cid w16 w16cex w16sdtdh wp14">
+  <w:abstractNum w:abstractNumId="0" w15:restartNumberingAfterBreak="0">
+    <w:nsid w:val="3E7B3978"/>
+    <w:multiLevelType w:val="multilevel"/>
+    <w:tmpl w:val="021A096A"/>
     <w:lvl w:ilvl="0">
       <w:start w:val="1"/>
       <w:numFmt w:val="bullet"/>
@@ -537,20 +1068,20 @@
     </w:lvl>
   </w:abstractNum>
   <w:num w:numId="1">
-    <w:abstractNumId w:val="1"/>
+    <w:abstractNumId w:val="0"/>
   </w:num>
 </w:numbering>
 </file>
 
 <file path=word/styles.xml><?xml version="1.0" encoding="utf-8"?>
-<w:styles xmlns:mc="http://schemas.openxmlformats.org/markup-compatibility/2006" xmlns:o="urn:schemas-microsoft-com:office:office" xmlns:r="http://schemas.openxmlformats.org/officeDocument/2006/relationships" xmlns:m="http://schemas.openxmlformats.org/officeDocument/2006/math" xmlns:v="urn:schemas-microsoft-com:vml" xmlns:wp="http://schemas.openxmlformats.org/drawingml/2006/wordprocessingDrawing" xmlns:w10="urn:schemas-microsoft-com:office:word" xmlns:w="http://schemas.openxmlformats.org/wordprocessingml/2006/main" xmlns:wne="http://schemas.microsoft.com/office/word/2006/wordml" xmlns:sl="http://schemas.openxmlformats.org/schemaLibrary/2006/main" xmlns:a="http://schemas.openxmlformats.org/drawingml/2006/main" xmlns:pic="http://schemas.openxmlformats.org/drawingml/2006/picture" xmlns:c="http://schemas.openxmlformats.org/drawingml/2006/chart" xmlns:lc="http://schemas.openxmlformats.org/drawingml/2006/lockedCanvas" xmlns:dgm="http://schemas.openxmlformats.org/drawingml/2006/diagram" xmlns:wps="http://schemas.microsoft.com/office/word/2010/wordprocessingShape" xmlns:wpg="http://schemas.microsoft.com/office/word/2010/wordprocessingGroup" xmlns:w14="http://schemas.microsoft.com/office/word/2010/wordml" xmlns:w15="http://schemas.microsoft.com/office/word/2012/wordml">
+<w:styles xmlns:mc="http://schemas.openxmlformats.org/markup-compatibility/2006" xmlns:r="http://schemas.openxmlformats.org/officeDocument/2006/relationships" xmlns:w="http://schemas.openxmlformats.org/wordprocessingml/2006/main" xmlns:w14="http://schemas.microsoft.com/office/word/2010/wordml" xmlns:w15="http://schemas.microsoft.com/office/word/2012/wordml" xmlns:w16cex="http://schemas.microsoft.com/office/word/2018/wordml/cex" xmlns:w16cid="http://schemas.microsoft.com/office/word/2016/wordml/cid" xmlns:w16="http://schemas.microsoft.com/office/word/2018/wordml" xmlns:w16sdtdh="http://schemas.microsoft.com/office/word/2020/wordml/sdtdatahash" xmlns:w16se="http://schemas.microsoft.com/office/word/2015/wordml/symex" mc:Ignorable="w14 w15 w16se w16cid w16 w16cex w16sdtdh">
   <w:docDefaults>
     <w:rPrDefault>
       <w:rPr>
-        <w:rFonts w:ascii="Arial" w:cs="Arial" w:eastAsia="Arial" w:hAnsi="Arial"/>
+        <w:rFonts w:ascii="Arial" w:eastAsia="Arial" w:hAnsi="Arial" w:cs="Arial"/>
         <w:sz w:val="22"/>
         <w:szCs w:val="22"/>
-        <w:lang w:val="da"/>
+        <w:lang w:val="da" w:eastAsia="da-DK" w:bidi="ar-SA"/>
       </w:rPr>
     </w:rPrDefault>
     <w:pPrDefault>
@@ -559,69 +1090,457 @@
       </w:pPr>
     </w:pPrDefault>
   </w:docDefaults>
-  <w:style w:type="paragraph" w:styleId="Normal" w:default="1">
-    <w:name w:val="normal"/>
+  <w:latentStyles w:defLockedState="0" w:defUIPriority="99" w:defSemiHidden="0" w:defUnhideWhenUsed="0" w:defQFormat="0" w:count="376">
+    <w:lsdException w:name="Normal" w:uiPriority="0" w:qFormat="1"/>
+    <w:lsdException w:name="heading 1" w:uiPriority="9" w:qFormat="1"/>
+    <w:lsdException w:name="heading 2" w:semiHidden="1" w:uiPriority="9" w:unhideWhenUsed="1" w:qFormat="1"/>
+    <w:lsdException w:name="heading 3" w:semiHidden="1" w:uiPriority="9" w:unhideWhenUsed="1" w:qFormat="1"/>
+    <w:lsdException w:name="heading 4" w:semiHidden="1" w:uiPriority="9" w:unhideWhenUsed="1" w:qFormat="1"/>
+    <w:lsdException w:name="heading 5" w:semiHidden="1" w:uiPriority="9" w:unhideWhenUsed="1" w:qFormat="1"/>
+    <w:lsdException w:name="heading 6" w:semiHidden="1" w:uiPriority="9" w:unhideWhenUsed="1" w:qFormat="1"/>
+    <w:lsdException w:name="heading 7" w:semiHidden="1" w:uiPriority="9" w:unhideWhenUsed="1" w:qFormat="1"/>
+    <w:lsdException w:name="heading 8" w:semiHidden="1" w:uiPriority="9" w:unhideWhenUsed="1" w:qFormat="1"/>
+    <w:lsdException w:name="heading 9" w:semiHidden="1" w:uiPriority="9" w:unhideWhenUsed="1" w:qFormat="1"/>
+    <w:lsdException w:name="index 1" w:semiHidden="1" w:unhideWhenUsed="1"/>
+    <w:lsdException w:name="index 2" w:semiHidden="1" w:unhideWhenUsed="1"/>
+    <w:lsdException w:name="index 3" w:semiHidden="1" w:unhideWhenUsed="1"/>
+    <w:lsdException w:name="index 4" w:semiHidden="1" w:unhideWhenUsed="1"/>
+    <w:lsdException w:name="index 5" w:semiHidden="1" w:unhideWhenUsed="1"/>
+    <w:lsdException w:name="index 6" w:semiHidden="1" w:unhideWhenUsed="1"/>
+    <w:lsdException w:name="index 7" w:semiHidden="1" w:unhideWhenUsed="1"/>
+    <w:lsdException w:name="index 8" w:semiHidden="1" w:unhideWhenUsed="1"/>
+    <w:lsdException w:name="index 9" w:semiHidden="1" w:unhideWhenUsed="1"/>
+    <w:lsdException w:name="toc 1" w:semiHidden="1" w:uiPriority="39" w:unhideWhenUsed="1"/>
+    <w:lsdException w:name="toc 2" w:semiHidden="1" w:uiPriority="39" w:unhideWhenUsed="1"/>
+    <w:lsdException w:name="toc 3" w:semiHidden="1" w:uiPriority="39" w:unhideWhenUsed="1"/>
+    <w:lsdException w:name="toc 4" w:semiHidden="1" w:uiPriority="39" w:unhideWhenUsed="1"/>
+    <w:lsdException w:name="toc 5" w:semiHidden="1" w:uiPriority="39" w:unhideWhenUsed="1"/>
+    <w:lsdException w:name="toc 6" w:semiHidden="1" w:uiPriority="39" w:unhideWhenUsed="1"/>
+    <w:lsdException w:name="toc 7" w:semiHidden="1" w:uiPriority="39" w:unhideWhenUsed="1"/>
+    <w:lsdException w:name="toc 8" w:semiHidden="1" w:uiPriority="39" w:unhideWhenUsed="1"/>
+    <w:lsdException w:name="toc 9" w:semiHidden="1" w:uiPriority="39" w:unhideWhenUsed="1"/>
+    <w:lsdException w:name="Normal Indent" w:semiHidden="1" w:unhideWhenUsed="1"/>
+    <w:lsdException w:name="footnote text" w:semiHidden="1" w:unhideWhenUsed="1"/>
+    <w:lsdException w:name="annotation text" w:semiHidden="1" w:unhideWhenUsed="1"/>
+    <w:lsdException w:name="header" w:semiHidden="1" w:unhideWhenUsed="1"/>
+    <w:lsdException w:name="footer" w:semiHidden="1" w:unhideWhenUsed="1"/>
+    <w:lsdException w:name="index heading" w:semiHidden="1" w:unhideWhenUsed="1"/>
+    <w:lsdException w:name="caption" w:semiHidden="1" w:uiPriority="35" w:unhideWhenUsed="1" w:qFormat="1"/>
+    <w:lsdException w:name="table of figures" w:semiHidden="1" w:unhideWhenUsed="1"/>
+    <w:lsdException w:name="envelope address" w:semiHidden="1" w:unhideWhenUsed="1"/>
+    <w:lsdException w:name="envelope return" w:semiHidden="1" w:unhideWhenUsed="1"/>
+    <w:lsdException w:name="footnote reference" w:semiHidden="1" w:unhideWhenUsed="1"/>
+    <w:lsdException w:name="annotation reference" w:semiHidden="1" w:unhideWhenUsed="1"/>
+    <w:lsdException w:name="line number" w:semiHidden="1" w:unhideWhenUsed="1"/>
+    <w:lsdException w:name="page number" w:semiHidden="1" w:unhideWhenUsed="1"/>
+    <w:lsdException w:name="endnote reference" w:semiHidden="1" w:unhideWhenUsed="1"/>
+    <w:lsdException w:name="endnote text" w:semiHidden="1" w:unhideWhenUsed="1"/>
+    <w:lsdException w:name="table of authorities" w:semiHidden="1" w:unhideWhenUsed="1"/>
+    <w:lsdException w:name="macro" w:semiHidden="1" w:unhideWhenUsed="1"/>
+    <w:lsdException w:name="toa heading" w:semiHidden="1" w:unhideWhenUsed="1"/>
+    <w:lsdException w:name="List" w:semiHidden="1" w:unhideWhenUsed="1"/>
+    <w:lsdException w:name="List Bullet" w:semiHidden="1" w:unhideWhenUsed="1"/>
+    <w:lsdException w:name="List Number" w:semiHidden="1" w:unhideWhenUsed="1"/>
+    <w:lsdException w:name="List 2" w:semiHidden="1" w:unhideWhenUsed="1"/>
+    <w:lsdException w:name="List 3" w:semiHidden="1" w:unhideWhenUsed="1"/>
+    <w:lsdException w:name="List 4" w:semiHidden="1" w:unhideWhenUsed="1"/>
+    <w:lsdException w:name="List 5" w:semiHidden="1" w:unhideWhenUsed="1"/>
+    <w:lsdException w:name="List Bullet 2" w:semiHidden="1" w:unhideWhenUsed="1"/>
+    <w:lsdException w:name="List Bullet 3" w:semiHidden="1" w:unhideWhenUsed="1"/>
+    <w:lsdException w:name="List Bullet 4" w:semiHidden="1" w:unhideWhenUsed="1"/>
+    <w:lsdException w:name="List Bullet 5" w:semiHidden="1" w:unhideWhenUsed="1"/>
+    <w:lsdException w:name="List Number 2" w:semiHidden="1" w:unhideWhenUsed="1"/>
+    <w:lsdException w:name="List Number 3" w:semiHidden="1" w:unhideWhenUsed="1"/>
+    <w:lsdException w:name="List Number 4" w:semiHidden="1" w:unhideWhenUsed="1"/>
+    <w:lsdException w:name="List Number 5" w:semiHidden="1" w:unhideWhenUsed="1"/>
+    <w:lsdException w:name="Title" w:uiPriority="10" w:qFormat="1"/>
+    <w:lsdException w:name="Closing" w:semiHidden="1" w:unhideWhenUsed="1"/>
+    <w:lsdException w:name="Signature" w:semiHidden="1" w:unhideWhenUsed="1"/>
+    <w:lsdException w:name="Default Paragraph Font" w:semiHidden="1" w:uiPriority="1" w:unhideWhenUsed="1"/>
+    <w:lsdException w:name="Body Text" w:semiHidden="1" w:unhideWhenUsed="1"/>
+    <w:lsdException w:name="Body Text Indent" w:semiHidden="1" w:unhideWhenUsed="1"/>
+    <w:lsdException w:name="List Continue" w:semiHidden="1" w:unhideWhenUsed="1"/>
+    <w:lsdException w:name="List Continue 2" w:semiHidden="1" w:unhideWhenUsed="1"/>
+    <w:lsdException w:name="List Continue 3" w:semiHidden="1" w:unhideWhenUsed="1"/>
+    <w:lsdException w:name="List Continue 4" w:semiHidden="1" w:unhideWhenUsed="1"/>
+    <w:lsdException w:name="List Continue 5" w:semiHidden="1" w:unhideWhenUsed="1"/>
+    <w:lsdException w:name="Message Header" w:semiHidden="1" w:unhideWhenUsed="1"/>
+    <w:lsdException w:name="Subtitle" w:uiPriority="11" w:qFormat="1"/>
+    <w:lsdException w:name="Salutation" w:semiHidden="1" w:unhideWhenUsed="1"/>
+    <w:lsdException w:name="Date" w:semiHidden="1" w:unhideWhenUsed="1"/>
+    <w:lsdException w:name="Body Text First Indent" w:semiHidden="1" w:unhideWhenUsed="1"/>
+    <w:lsdException w:name="Body Text First Indent 2" w:semiHidden="1" w:unhideWhenUsed="1"/>
+    <w:lsdException w:name="Note Heading" w:semiHidden="1" w:unhideWhenUsed="1"/>
+    <w:lsdException w:name="Body Text 2" w:semiHidden="1" w:unhideWhenUsed="1"/>
+    <w:lsdException w:name="Body Text 3" w:semiHidden="1" w:unhideWhenUsed="1"/>
+    <w:lsdException w:name="Body Text Indent 2" w:semiHidden="1" w:unhideWhenUsed="1"/>
+    <w:lsdException w:name="Body Text Indent 3" w:semiHidden="1" w:unhideWhenUsed="1"/>
+    <w:lsdException w:name="Block Text" w:semiHidden="1" w:unhideWhenUsed="1"/>
+    <w:lsdException w:name="Hyperlink" w:semiHidden="1" w:unhideWhenUsed="1"/>
+    <w:lsdException w:name="FollowedHyperlink" w:semiHidden="1" w:unhideWhenUsed="1"/>
+    <w:lsdException w:name="Strong" w:uiPriority="22" w:qFormat="1"/>
+    <w:lsdException w:name="Emphasis" w:uiPriority="20" w:qFormat="1"/>
+    <w:lsdException w:name="Document Map" w:semiHidden="1" w:unhideWhenUsed="1"/>
+    <w:lsdException w:name="Plain Text" w:semiHidden="1" w:unhideWhenUsed="1"/>
+    <w:lsdException w:name="E-mail Signature" w:semiHidden="1" w:unhideWhenUsed="1"/>
+    <w:lsdException w:name="HTML Top of Form" w:semiHidden="1" w:unhideWhenUsed="1"/>
+    <w:lsdException w:name="HTML Bottom of Form" w:semiHidden="1" w:unhideWhenUsed="1"/>
+    <w:lsdException w:name="Normal (Web)" w:semiHidden="1" w:unhideWhenUsed="1"/>
+    <w:lsdException w:name="HTML Acronym" w:semiHidden="1" w:unhideWhenUsed="1"/>
+    <w:lsdException w:name="HTML Address" w:semiHidden="1" w:unhideWhenUsed="1"/>
+    <w:lsdException w:name="HTML Cite" w:semiHidden="1" w:unhideWhenUsed="1"/>
+    <w:lsdException w:name="HTML Code" w:semiHidden="1" w:unhideWhenUsed="1"/>
+    <w:lsdException w:name="HTML Definition" w:semiHidden="1" w:unhideWhenUsed="1"/>
+    <w:lsdException w:name="HTML Keyboard" w:semiHidden="1" w:unhideWhenUsed="1"/>
+    <w:lsdException w:name="HTML Preformatted" w:semiHidden="1" w:unhideWhenUsed="1"/>
+    <w:lsdException w:name="HTML Sample" w:semiHidden="1" w:unhideWhenUsed="1"/>
+    <w:lsdException w:name="HTML Typewriter" w:semiHidden="1" w:unhideWhenUsed="1"/>
+    <w:lsdException w:name="HTML Variable" w:semiHidden="1" w:unhideWhenUsed="1"/>
+    <w:lsdException w:name="Normal Table" w:semiHidden="1" w:unhideWhenUsed="1"/>
+    <w:lsdException w:name="annotation subject" w:semiHidden="1" w:unhideWhenUsed="1"/>
+    <w:lsdException w:name="No List" w:semiHidden="1" w:unhideWhenUsed="1"/>
+    <w:lsdException w:name="Outline List 1" w:semiHidden="1" w:unhideWhenUsed="1"/>
+    <w:lsdException w:name="Outline List 2" w:semiHidden="1" w:unhideWhenUsed="1"/>
+    <w:lsdException w:name="Outline List 3" w:semiHidden="1" w:unhideWhenUsed="1"/>
+    <w:lsdException w:name="Table Simple 1" w:semiHidden="1" w:unhideWhenUsed="1"/>
+    <w:lsdException w:name="Table Simple 2" w:semiHidden="1" w:unhideWhenUsed="1"/>
+    <w:lsdException w:name="Table Simple 3" w:semiHidden="1" w:unhideWhenUsed="1"/>
+    <w:lsdException w:name="Table Classic 1" w:semiHidden="1" w:unhideWhenUsed="1"/>
+    <w:lsdException w:name="Table Classic 2" w:semiHidden="1" w:unhideWhenUsed="1"/>
+    <w:lsdException w:name="Table Classic 3" w:semiHidden="1" w:unhideWhenUsed="1"/>
+    <w:lsdException w:name="Table Classic 4" w:semiHidden="1" w:unhideWhenUsed="1"/>
+    <w:lsdException w:name="Table Colorful 1" w:semiHidden="1" w:unhideWhenUsed="1"/>
+    <w:lsdException w:name="Table Colorful 2" w:semiHidden="1" w:unhideWhenUsed="1"/>
+    <w:lsdException w:name="Table Colorful 3" w:semiHidden="1" w:unhideWhenUsed="1"/>
+    <w:lsdException w:name="Table Columns 1" w:semiHidden="1" w:unhideWhenUsed="1"/>
+    <w:lsdException w:name="Table Columns 2" w:semiHidden="1" w:unhideWhenUsed="1"/>
+    <w:lsdException w:name="Table Columns 3" w:semiHidden="1" w:unhideWhenUsed="1"/>
+    <w:lsdException w:name="Table Columns 4" w:semiHidden="1" w:unhideWhenUsed="1"/>
+    <w:lsdException w:name="Table Columns 5" w:semiHidden="1" w:unhideWhenUsed="1"/>
+    <w:lsdException w:name="Table Grid 1" w:semiHidden="1" w:unhideWhenUsed="1"/>
+    <w:lsdException w:name="Table Grid 2" w:semiHidden="1" w:unhideWhenUsed="1"/>
+    <w:lsdException w:name="Table Grid 3" w:semiHidden="1" w:unhideWhenUsed="1"/>
+    <w:lsdException w:name="Table Grid 4" w:semiHidden="1" w:unhideWhenUsed="1"/>
+    <w:lsdException w:name="Table Grid 5" w:semiHidden="1" w:unhideWhenUsed="1"/>
+    <w:lsdException w:name="Table Grid 6" w:semiHidden="1" w:unhideWhenUsed="1"/>
+    <w:lsdException w:name="Table Grid 7" w:semiHidden="1" w:unhideWhenUsed="1"/>
+    <w:lsdException w:name="Table Grid 8" w:semiHidden="1" w:unhideWhenUsed="1"/>
+    <w:lsdException w:name="Table List 1" w:semiHidden="1" w:unhideWhenUsed="1"/>
+    <w:lsdException w:name="Table List 2" w:semiHidden="1" w:unhideWhenUsed="1"/>
+    <w:lsdException w:name="Table List 3" w:semiHidden="1" w:unhideWhenUsed="1"/>
+    <w:lsdException w:name="Table List 4" w:semiHidden="1" w:unhideWhenUsed="1"/>
+    <w:lsdException w:name="Table List 5" w:semiHidden="1" w:unhideWhenUsed="1"/>
+    <w:lsdException w:name="Table List 6" w:semiHidden="1" w:unhideWhenUsed="1"/>
+    <w:lsdException w:name="Table List 7" w:semiHidden="1" w:unhideWhenUsed="1"/>
+    <w:lsdException w:name="Table List 8" w:semiHidden="1" w:unhideWhenUsed="1"/>
+    <w:lsdException w:name="Table 3D effects 1" w:semiHidden="1" w:unhideWhenUsed="1"/>
+    <w:lsdException w:name="Table 3D effects 2" w:semiHidden="1" w:unhideWhenUsed="1"/>
+    <w:lsdException w:name="Table 3D effects 3" w:semiHidden="1" w:unhideWhenUsed="1"/>
+    <w:lsdException w:name="Table Contemporary" w:semiHidden="1" w:unhideWhenUsed="1"/>
+    <w:lsdException w:name="Table Elegant" w:semiHidden="1" w:unhideWhenUsed="1"/>
+    <w:lsdException w:name="Table Professional" w:semiHidden="1" w:unhideWhenUsed="1"/>
+    <w:lsdException w:name="Table Subtle 1" w:semiHidden="1" w:unhideWhenUsed="1"/>
+    <w:lsdException w:name="Table Subtle 2" w:semiHidden="1" w:unhideWhenUsed="1"/>
+    <w:lsdException w:name="Table Web 1" w:semiHidden="1" w:unhideWhenUsed="1"/>
+    <w:lsdException w:name="Table Web 2" w:semiHidden="1" w:unhideWhenUsed="1"/>
+    <w:lsdException w:name="Table Web 3" w:semiHidden="1" w:unhideWhenUsed="1"/>
+    <w:lsdException w:name="Balloon Text" w:semiHidden="1" w:unhideWhenUsed="1"/>
+    <w:lsdException w:name="Table Grid" w:uiPriority="39"/>
+    <w:lsdException w:name="Table Theme" w:semiHidden="1" w:unhideWhenUsed="1"/>
+    <w:lsdException w:name="Placeholder Text" w:semiHidden="1"/>
+    <w:lsdException w:name="No Spacing" w:uiPriority="1" w:qFormat="1"/>
+    <w:lsdException w:name="Light Shading" w:uiPriority="60"/>
+    <w:lsdException w:name="Light List" w:uiPriority="61"/>
+    <w:lsdException w:name="Light Grid" w:uiPriority="62"/>
+    <w:lsdException w:name="Medium Shading 1" w:uiPriority="63"/>
+    <w:lsdException w:name="Medium Shading 2" w:uiPriority="64"/>
+    <w:lsdException w:name="Medium List 1" w:uiPriority="65"/>
+    <w:lsdException w:name="Medium List 2" w:uiPriority="66"/>
+    <w:lsdException w:name="Medium Grid 1" w:uiPriority="67"/>
+    <w:lsdException w:name="Medium Grid 2" w:uiPriority="68"/>
+    <w:lsdException w:name="Medium Grid 3" w:uiPriority="69"/>
+    <w:lsdException w:name="Dark List" w:uiPriority="70"/>
+    <w:lsdException w:name="Colorful Shading" w:uiPriority="71"/>
+    <w:lsdException w:name="Colorful List" w:uiPriority="72"/>
+    <w:lsdException w:name="Colorful Grid" w:uiPriority="73"/>
+    <w:lsdException w:name="Light Shading Accent 1" w:uiPriority="60"/>
+    <w:lsdException w:name="Light List Accent 1" w:uiPriority="61"/>
+    <w:lsdException w:name="Light Grid Accent 1" w:uiPriority="62"/>
+    <w:lsdException w:name="Medium Shading 1 Accent 1" w:uiPriority="63"/>
+    <w:lsdException w:name="Medium Shading 2 Accent 1" w:uiPriority="64"/>
+    <w:lsdException w:name="Medium List 1 Accent 1" w:uiPriority="65"/>
+    <w:lsdException w:name="Revision" w:semiHidden="1"/>
+    <w:lsdException w:name="List Paragraph" w:uiPriority="34" w:qFormat="1"/>
+    <w:lsdException w:name="Quote" w:uiPriority="29" w:qFormat="1"/>
+    <w:lsdException w:name="Intense Quote" w:uiPriority="30" w:qFormat="1"/>
+    <w:lsdException w:name="Medium List 2 Accent 1" w:uiPriority="66"/>
+    <w:lsdException w:name="Medium Grid 1 Accent 1" w:uiPriority="67"/>
+    <w:lsdException w:name="Medium Grid 2 Accent 1" w:uiPriority="68"/>
+    <w:lsdException w:name="Medium Grid 3 Accent 1" w:uiPriority="69"/>
+    <w:lsdException w:name="Dark List Accent 1" w:uiPriority="70"/>
+    <w:lsdException w:name="Colorful Shading Accent 1" w:uiPriority="71"/>
+    <w:lsdException w:name="Colorful List Accent 1" w:uiPriority="72"/>
+    <w:lsdException w:name="Colorful Grid Accent 1" w:uiPriority="73"/>
+    <w:lsdException w:name="Light Shading Accent 2" w:uiPriority="60"/>
+    <w:lsdException w:name="Light List Accent 2" w:uiPriority="61"/>
+    <w:lsdException w:name="Light Grid Accent 2" w:uiPriority="62"/>
+    <w:lsdException w:name="Medium Shading 1 Accent 2" w:uiPriority="63"/>
+    <w:lsdException w:name="Medium Shading 2 Accent 2" w:uiPriority="64"/>
+    <w:lsdException w:name="Medium List 1 Accent 2" w:uiPriority="65"/>
+    <w:lsdException w:name="Medium List 2 Accent 2" w:uiPriority="66"/>
+    <w:lsdException w:name="Medium Grid 1 Accent 2" w:uiPriority="67"/>
+    <w:lsdException w:name="Medium Grid 2 Accent 2" w:uiPriority="68"/>
+    <w:lsdException w:name="Medium Grid 3 Accent 2" w:uiPriority="69"/>
+    <w:lsdException w:name="Dark List Accent 2" w:uiPriority="70"/>
+    <w:lsdException w:name="Colorful Shading Accent 2" w:uiPriority="71"/>
+    <w:lsdException w:name="Colorful List Accent 2" w:uiPriority="72"/>
+    <w:lsdException w:name="Colorful Grid Accent 2" w:uiPriority="73"/>
+    <w:lsdException w:name="Light Shading Accent 3" w:uiPriority="60"/>
+    <w:lsdException w:name="Light List Accent 3" w:uiPriority="61"/>
+    <w:lsdException w:name="Light Grid Accent 3" w:uiPriority="62"/>
+    <w:lsdException w:name="Medium Shading 1 Accent 3" w:uiPriority="63"/>
+    <w:lsdException w:name="Medium Shading 2 Accent 3" w:uiPriority="64"/>
+    <w:lsdException w:name="Medium List 1 Accent 3" w:uiPriority="65"/>
+    <w:lsdException w:name="Medium List 2 Accent 3" w:uiPriority="66"/>
+    <w:lsdException w:name="Medium Grid 1 Accent 3" w:uiPriority="67"/>
+    <w:lsdException w:name="Medium Grid 2 Accent 3" w:uiPriority="68"/>
+    <w:lsdException w:name="Medium Grid 3 Accent 3" w:uiPriority="69"/>
+    <w:lsdException w:name="Dark List Accent 3" w:uiPriority="70"/>
+    <w:lsdException w:name="Colorful Shading Accent 3" w:uiPriority="71"/>
+    <w:lsdException w:name="Colorful List Accent 3" w:uiPriority="72"/>
+    <w:lsdException w:name="Colorful Grid Accent 3" w:uiPriority="73"/>
+    <w:lsdException w:name="Light Shading Accent 4" w:uiPriority="60"/>
+    <w:lsdException w:name="Light List Accent 4" w:uiPriority="61"/>
+    <w:lsdException w:name="Light Grid Accent 4" w:uiPriority="62"/>
+    <w:lsdException w:name="Medium Shading 1 Accent 4" w:uiPriority="63"/>
+    <w:lsdException w:name="Medium Shading 2 Accent 4" w:uiPriority="64"/>
+    <w:lsdException w:name="Medium List 1 Accent 4" w:uiPriority="65"/>
+    <w:lsdException w:name="Medium List 2 Accent 4" w:uiPriority="66"/>
+    <w:lsdException w:name="Medium Grid 1 Accent 4" w:uiPriority="67"/>
+    <w:lsdException w:name="Medium Grid 2 Accent 4" w:uiPriority="68"/>
+    <w:lsdException w:name="Medium Grid 3 Accent 4" w:uiPriority="69"/>
+    <w:lsdException w:name="Dark List Accent 4" w:uiPriority="70"/>
+    <w:lsdException w:name="Colorful Shading Accent 4" w:uiPriority="71"/>
+    <w:lsdException w:name="Colorful List Accent 4" w:uiPriority="72"/>
+    <w:lsdException w:name="Colorful Grid Accent 4" w:uiPriority="73"/>
+    <w:lsdException w:name="Light Shading Accent 5" w:uiPriority="60"/>
+    <w:lsdException w:name="Light List Accent 5" w:uiPriority="61"/>
+    <w:lsdException w:name="Light Grid Accent 5" w:uiPriority="62"/>
+    <w:lsdException w:name="Medium Shading 1 Accent 5" w:uiPriority="63"/>
+    <w:lsdException w:name="Medium Shading 2 Accent 5" w:uiPriority="64"/>
+    <w:lsdException w:name="Medium List 1 Accent 5" w:uiPriority="65"/>
+    <w:lsdException w:name="Medium List 2 Accent 5" w:uiPriority="66"/>
+    <w:lsdException w:name="Medium Grid 1 Accent 5" w:uiPriority="67"/>
+    <w:lsdException w:name="Medium Grid 2 Accent 5" w:uiPriority="68"/>
+    <w:lsdException w:name="Medium Grid 3 Accent 5" w:uiPriority="69"/>
+    <w:lsdException w:name="Dark List Accent 5" w:uiPriority="70"/>
+    <w:lsdException w:name="Colorful Shading Accent 5" w:uiPriority="71"/>
+    <w:lsdException w:name="Colorful List Accent 5" w:uiPriority="72"/>
+    <w:lsdException w:name="Colorful Grid Accent 5" w:uiPriority="73"/>
+    <w:lsdException w:name="Light Shading Accent 6" w:uiPriority="60"/>
+    <w:lsdException w:name="Light List Accent 6" w:uiPriority="61"/>
+    <w:lsdException w:name="Light Grid Accent 6" w:uiPriority="62"/>
+    <w:lsdException w:name="Medium Shading 1 Accent 6" w:uiPriority="63"/>
+    <w:lsdException w:name="Medium Shading 2 Accent 6" w:uiPriority="64"/>
+    <w:lsdException w:name="Medium List 1 Accent 6" w:uiPriority="65"/>
+    <w:lsdException w:name="Medium List 2 Accent 6" w:uiPriority="66"/>
+    <w:lsdException w:name="Medium Grid 1 Accent 6" w:uiPriority="67"/>
+    <w:lsdException w:name="Medium Grid 2 Accent 6" w:uiPriority="68"/>
+    <w:lsdException w:name="Medium Grid 3 Accent 6" w:uiPriority="69"/>
+    <w:lsdException w:name="Dark List Accent 6" w:uiPriority="70"/>
+    <w:lsdException w:name="Colorful Shading Accent 6" w:uiPriority="71"/>
+    <w:lsdException w:name="Colorful List Accent 6" w:uiPriority="72"/>
+    <w:lsdException w:name="Colorful Grid Accent 6" w:uiPriority="73"/>
+    <w:lsdException w:name="Subtle Emphasis" w:uiPriority="19" w:qFormat="1"/>
+    <w:lsdException w:name="Intense Emphasis" w:uiPriority="21" w:qFormat="1"/>
+    <w:lsdException w:name="Subtle Reference" w:uiPriority="31" w:qFormat="1"/>
+    <w:lsdException w:name="Intense Reference" w:uiPriority="32" w:qFormat="1"/>
+    <w:lsdException w:name="Book Title" w:uiPriority="33" w:qFormat="1"/>
+    <w:lsdException w:name="Bibliography" w:semiHidden="1" w:uiPriority="37" w:unhideWhenUsed="1"/>
+    <w:lsdException w:name="TOC Heading" w:semiHidden="1" w:uiPriority="39" w:unhideWhenUsed="1" w:qFormat="1"/>
+    <w:lsdException w:name="Plain Table 1" w:uiPriority="41"/>
+    <w:lsdException w:name="Plain Table 2" w:uiPriority="42"/>
+    <w:lsdException w:name="Plain Table 3" w:uiPriority="43"/>
+    <w:lsdException w:name="Plain Table 4" w:uiPriority="44"/>
+    <w:lsdException w:name="Plain Table 5" w:uiPriority="45"/>
+    <w:lsdException w:name="Grid Table Light" w:uiPriority="40"/>
+    <w:lsdException w:name="Grid Table 1 Light" w:uiPriority="46"/>
+    <w:lsdException w:name="Grid Table 2" w:uiPriority="47"/>
+    <w:lsdException w:name="Grid Table 3" w:uiPriority="48"/>
+    <w:lsdException w:name="Grid Table 4" w:uiPriority="49"/>
+    <w:lsdException w:name="Grid Table 5 Dark" w:uiPriority="50"/>
+    <w:lsdException w:name="Grid Table 6 Colorful" w:uiPriority="51"/>
+    <w:lsdException w:name="Grid Table 7 Colorful" w:uiPriority="52"/>
+    <w:lsdException w:name="Grid Table 1 Light Accent 1" w:uiPriority="46"/>
+    <w:lsdException w:name="Grid Table 2 Accent 1" w:uiPriority="47"/>
+    <w:lsdException w:name="Grid Table 3 Accent 1" w:uiPriority="48"/>
+    <w:lsdException w:name="Grid Table 4 Accent 1" w:uiPriority="49"/>
+    <w:lsdException w:name="Grid Table 5 Dark Accent 1" w:uiPriority="50"/>
+    <w:lsdException w:name="Grid Table 6 Colorful Accent 1" w:uiPriority="51"/>
+    <w:lsdException w:name="Grid Table 7 Colorful Accent 1" w:uiPriority="52"/>
+    <w:lsdException w:name="Grid Table 1 Light Accent 2" w:uiPriority="46"/>
+    <w:lsdException w:name="Grid Table 2 Accent 2" w:uiPriority="47"/>
+    <w:lsdException w:name="Grid Table 3 Accent 2" w:uiPriority="48"/>
+    <w:lsdException w:name="Grid Table 4 Accent 2" w:uiPriority="49"/>
+    <w:lsdException w:name="Grid Table 5 Dark Accent 2" w:uiPriority="50"/>
+    <w:lsdException w:name="Grid Table 6 Colorful Accent 2" w:uiPriority="51"/>
+    <w:lsdException w:name="Grid Table 7 Colorful Accent 2" w:uiPriority="52"/>
+    <w:lsdException w:name="Grid Table 1 Light Accent 3" w:uiPriority="46"/>
+    <w:lsdException w:name="Grid Table 2 Accent 3" w:uiPriority="47"/>
+    <w:lsdException w:name="Grid Table 3 Accent 3" w:uiPriority="48"/>
+    <w:lsdException w:name="Grid Table 4 Accent 3" w:uiPriority="49"/>
+    <w:lsdException w:name="Grid Table 5 Dark Accent 3" w:uiPriority="50"/>
+    <w:lsdException w:name="Grid Table 6 Colorful Accent 3" w:uiPriority="51"/>
+    <w:lsdException w:name="Grid Table 7 Colorful Accent 3" w:uiPriority="52"/>
+    <w:lsdException w:name="Grid Table 1 Light Accent 4" w:uiPriority="46"/>
+    <w:lsdException w:name="Grid Table 2 Accent 4" w:uiPriority="47"/>
+    <w:lsdException w:name="Grid Table 3 Accent 4" w:uiPriority="48"/>
+    <w:lsdException w:name="Grid Table 4 Accent 4" w:uiPriority="49"/>
+    <w:lsdException w:name="Grid Table 5 Dark Accent 4" w:uiPriority="50"/>
+    <w:lsdException w:name="Grid Table 6 Colorful Accent 4" w:uiPriority="51"/>
+    <w:lsdException w:name="Grid Table 7 Colorful Accent 4" w:uiPriority="52"/>
+    <w:lsdException w:name="Grid Table 1 Light Accent 5" w:uiPriority="46"/>
+    <w:lsdException w:name="Grid Table 2 Accent 5" w:uiPriority="47"/>
+    <w:lsdException w:name="Grid Table 3 Accent 5" w:uiPriority="48"/>
+    <w:lsdException w:name="Grid Table 4 Accent 5" w:uiPriority="49"/>
+    <w:lsdException w:name="Grid Table 5 Dark Accent 5" w:uiPriority="50"/>
+    <w:lsdException w:name="Grid Table 6 Colorful Accent 5" w:uiPriority="51"/>
+    <w:lsdException w:name="Grid Table 7 Colorful Accent 5" w:uiPriority="52"/>
+    <w:lsdException w:name="Grid Table 1 Light Accent 6" w:uiPriority="46"/>
+    <w:lsdException w:name="Grid Table 2 Accent 6" w:uiPriority="47"/>
+    <w:lsdException w:name="Grid Table 3 Accent 6" w:uiPriority="48"/>
+    <w:lsdException w:name="Grid Table 4 Accent 6" w:uiPriority="49"/>
+    <w:lsdException w:name="Grid Table 5 Dark Accent 6" w:uiPriority="50"/>
+    <w:lsdException w:name="Grid Table 6 Colorful Accent 6" w:uiPriority="51"/>
+    <w:lsdException w:name="Grid Table 7 Colorful Accent 6" w:uiPriority="52"/>
+    <w:lsdException w:name="List Table 1 Light" w:uiPriority="46"/>
+    <w:lsdException w:name="List Table 2" w:uiPriority="47"/>
+    <w:lsdException w:name="List Table 3" w:uiPriority="48"/>
+    <w:lsdException w:name="List Table 4" w:uiPriority="49"/>
+    <w:lsdException w:name="List Table 5 Dark" w:uiPriority="50"/>
+    <w:lsdException w:name="List Table 6 Colorful" w:uiPriority="51"/>
+    <w:lsdException w:name="List Table 7 Colorful" w:uiPriority="52"/>
+    <w:lsdException w:name="List Table 1 Light Accent 1" w:uiPriority="46"/>
+    <w:lsdException w:name="List Table 2 Accent 1" w:uiPriority="47"/>
+    <w:lsdException w:name="List Table 3 Accent 1" w:uiPriority="48"/>
+    <w:lsdException w:name="List Table 4 Accent 1" w:uiPriority="49"/>
+    <w:lsdException w:name="List Table 5 Dark Accent 1" w:uiPriority="50"/>
+    <w:lsdException w:name="List Table 6 Colorful Accent 1" w:uiPriority="51"/>
+    <w:lsdException w:name="List Table 7 Colorful Accent 1" w:uiPriority="52"/>
+    <w:lsdException w:name="List Table 1 Light Accent 2" w:uiPriority="46"/>
+    <w:lsdException w:name="List Table 2 Accent 2" w:uiPriority="47"/>
+    <w:lsdException w:name="List Table 3 Accent 2" w:uiPriority="48"/>
+    <w:lsdException w:name="List Table 4 Accent 2" w:uiPriority="49"/>
+    <w:lsdException w:name="List Table 5 Dark Accent 2" w:uiPriority="50"/>
+    <w:lsdException w:name="List Table 6 Colorful Accent 2" w:uiPriority="51"/>
+    <w:lsdException w:name="List Table 7 Colorful Accent 2" w:uiPriority="52"/>
+    <w:lsdException w:name="List Table 1 Light Accent 3" w:uiPriority="46"/>
+    <w:lsdException w:name="List Table 2 Accent 3" w:uiPriority="47"/>
+    <w:lsdException w:name="List Table 3 Accent 3" w:uiPriority="48"/>
+    <w:lsdException w:name="List Table 4 Accent 3" w:uiPriority="49"/>
+    <w:lsdException w:name="List Table 5 Dark Accent 3" w:uiPriority="50"/>
+    <w:lsdException w:name="List Table 6 Colorful Accent 3" w:uiPriority="51"/>
+    <w:lsdException w:name="List Table 7 Colorful Accent 3" w:uiPriority="52"/>
+    <w:lsdException w:name="List Table 1 Light Accent 4" w:uiPriority="46"/>
+    <w:lsdException w:name="List Table 2 Accent 4" w:uiPriority="47"/>
+    <w:lsdException w:name="List Table 3 Accent 4" w:uiPriority="48"/>
+    <w:lsdException w:name="List Table 4 Accent 4" w:uiPriority="49"/>
+    <w:lsdException w:name="List Table 5 Dark Accent 4" w:uiPriority="50"/>
+    <w:lsdException w:name="List Table 6 Colorful Accent 4" w:uiPriority="51"/>
+    <w:lsdException w:name="List Table 7 Colorful Accent 4" w:uiPriority="52"/>
+    <w:lsdException w:name="List Table 1 Light Accent 5" w:uiPriority="46"/>
+    <w:lsdException w:name="List Table 2 Accent 5" w:uiPriority="47"/>
+    <w:lsdException w:name="List Table 3 Accent 5" w:uiPriority="48"/>
+    <w:lsdException w:name="List Table 4 Accent 5" w:uiPriority="49"/>
+    <w:lsdException w:name="List Table 5 Dark Accent 5" w:uiPriority="50"/>
+    <w:lsdException w:name="List Table 6 Colorful Accent 5" w:uiPriority="51"/>
+    <w:lsdException w:name="List Table 7 Colorful Accent 5" w:uiPriority="52"/>
+    <w:lsdException w:name="List Table 1 Light Accent 6" w:uiPriority="46"/>
+    <w:lsdException w:name="List Table 2 Accent 6" w:uiPriority="47"/>
+    <w:lsdException w:name="List Table 3 Accent 6" w:uiPriority="48"/>
+    <w:lsdException w:name="List Table 4 Accent 6" w:uiPriority="49"/>
+    <w:lsdException w:name="List Table 5 Dark Accent 6" w:uiPriority="50"/>
+    <w:lsdException w:name="List Table 6 Colorful Accent 6" w:uiPriority="51"/>
+    <w:lsdException w:name="List Table 7 Colorful Accent 6" w:uiPriority="52"/>
+    <w:lsdException w:name="Mention" w:semiHidden="1" w:unhideWhenUsed="1"/>
+    <w:lsdException w:name="Smart Hyperlink" w:semiHidden="1" w:unhideWhenUsed="1"/>
+    <w:lsdException w:name="Hashtag" w:semiHidden="1" w:unhideWhenUsed="1"/>
+    <w:lsdException w:name="Unresolved Mention" w:semiHidden="1" w:unhideWhenUsed="1"/>
+    <w:lsdException w:name="Smart Link" w:semiHidden="1" w:unhideWhenUsed="1"/>
+  </w:latentStyles>
+  <w:style w:type="paragraph" w:default="1" w:styleId="Normal">
+    <w:name w:val="Normal"/>
+    <w:qFormat/>
   </w:style>
-  <w:style w:type="table" w:styleId="TableNormal" w:default="1">
-    <w:name w:val="Table Normal"/>
-  </w:style>
-  <w:style w:type="paragraph" w:styleId="Heading1">
+  <w:style w:type="paragraph" w:styleId="Overskrift1">
     <w:name w:val="heading 1"/>
     <w:basedOn w:val="Normal"/>
     <w:next w:val="Normal"/>
+    <w:uiPriority w:val="9"/>
+    <w:qFormat/>
     <w:pPr>
-      <w:keepNext w:val="1"/>
-      <w:keepLines w:val="1"/>
-      <w:pageBreakBefore w:val="0"/>
-      <w:spacing w:after="120" w:before="400" w:lineRule="auto"/>
+      <w:keepNext/>
+      <w:keepLines/>
+      <w:spacing w:before="400" w:after="120"/>
+      <w:outlineLvl w:val="0"/>
     </w:pPr>
     <w:rPr>
       <w:sz w:val="40"/>
       <w:szCs w:val="40"/>
     </w:rPr>
   </w:style>
-  <w:style w:type="paragraph" w:styleId="Heading2">
+  <w:style w:type="paragraph" w:styleId="Overskrift2">
     <w:name w:val="heading 2"/>
     <w:basedOn w:val="Normal"/>
     <w:next w:val="Normal"/>
+    <w:uiPriority w:val="9"/>
+    <w:semiHidden/>
+    <w:unhideWhenUsed/>
+    <w:qFormat/>
     <w:pPr>
-      <w:keepNext w:val="1"/>
-      <w:keepLines w:val="1"/>
-      <w:pageBreakBefore w:val="0"/>
-      <w:spacing w:after="120" w:before="360" w:lineRule="auto"/>
+      <w:keepNext/>
+      <w:keepLines/>
+      <w:spacing w:before="360" w:after="120"/>
+      <w:outlineLvl w:val="1"/>
     </w:pPr>
     <w:rPr>
-      <w:b w:val="0"/>
       <w:sz w:val="32"/>
       <w:szCs w:val="32"/>
     </w:rPr>
   </w:style>
-  <w:style w:type="paragraph" w:styleId="Heading3">
+  <w:style w:type="paragraph" w:styleId="Overskrift3">
     <w:name w:val="heading 3"/>
     <w:basedOn w:val="Normal"/>
     <w:next w:val="Normal"/>
+    <w:uiPriority w:val="9"/>
+    <w:semiHidden/>
+    <w:unhideWhenUsed/>
+    <w:qFormat/>
     <w:pPr>
-      <w:keepNext w:val="1"/>
-      <w:keepLines w:val="1"/>
-      <w:pageBreakBefore w:val="0"/>
-      <w:spacing w:after="80" w:before="320" w:lineRule="auto"/>
+      <w:keepNext/>
+      <w:keepLines/>
+      <w:spacing w:before="320" w:after="80"/>
+      <w:outlineLvl w:val="2"/>
     </w:pPr>
     <w:rPr>
-      <w:b w:val="0"/>
       <w:color w:val="434343"/>
       <w:sz w:val="28"/>
       <w:szCs w:val="28"/>
     </w:rPr>
   </w:style>
-  <w:style w:type="paragraph" w:styleId="Heading4">
+  <w:style w:type="paragraph" w:styleId="Overskrift4">
     <w:name w:val="heading 4"/>
     <w:basedOn w:val="Normal"/>
     <w:next w:val="Normal"/>
+    <w:uiPriority w:val="9"/>
+    <w:semiHidden/>
+    <w:unhideWhenUsed/>
+    <w:qFormat/>
     <w:pPr>
-      <w:keepNext w:val="1"/>
-      <w:keepLines w:val="1"/>
-      <w:pageBreakBefore w:val="0"/>
-      <w:spacing w:after="80" w:before="280" w:lineRule="auto"/>
+      <w:keepNext/>
+      <w:keepLines/>
+      <w:spacing w:before="280" w:after="80"/>
+      <w:outlineLvl w:val="3"/>
     </w:pPr>
     <w:rPr>
       <w:color w:val="666666"/>
@@ -629,67 +1548,109 @@
       <w:szCs w:val="24"/>
     </w:rPr>
   </w:style>
-  <w:style w:type="paragraph" w:styleId="Heading5">
+  <w:style w:type="paragraph" w:styleId="Overskrift5">
     <w:name w:val="heading 5"/>
     <w:basedOn w:val="Normal"/>
     <w:next w:val="Normal"/>
+    <w:uiPriority w:val="9"/>
+    <w:semiHidden/>
+    <w:unhideWhenUsed/>
+    <w:qFormat/>
     <w:pPr>
-      <w:keepNext w:val="1"/>
-      <w:keepLines w:val="1"/>
-      <w:pageBreakBefore w:val="0"/>
-      <w:spacing w:after="80" w:before="240" w:lineRule="auto"/>
+      <w:keepNext/>
+      <w:keepLines/>
+      <w:spacing w:before="240" w:after="80"/>
+      <w:outlineLvl w:val="4"/>
     </w:pPr>
     <w:rPr>
       <w:color w:val="666666"/>
-      <w:sz w:val="22"/>
-      <w:szCs w:val="22"/>
     </w:rPr>
   </w:style>
-  <w:style w:type="paragraph" w:styleId="Heading6">
+  <w:style w:type="paragraph" w:styleId="Overskrift6">
     <w:name w:val="heading 6"/>
     <w:basedOn w:val="Normal"/>
     <w:next w:val="Normal"/>
+    <w:uiPriority w:val="9"/>
+    <w:semiHidden/>
+    <w:unhideWhenUsed/>
+    <w:qFormat/>
     <w:pPr>
-      <w:keepNext w:val="1"/>
-      <w:keepLines w:val="1"/>
-      <w:pageBreakBefore w:val="0"/>
-      <w:spacing w:after="80" w:before="240" w:lineRule="auto"/>
+      <w:keepNext/>
+      <w:keepLines/>
+      <w:spacing w:before="240" w:after="80"/>
+      <w:outlineLvl w:val="5"/>
     </w:pPr>
     <w:rPr>
-      <w:i w:val="1"/>
+      <w:i/>
       <w:color w:val="666666"/>
-      <w:sz w:val="22"/>
-      <w:szCs w:val="22"/>
     </w:rPr>
   </w:style>
-  <w:style w:type="paragraph" w:styleId="Title">
+  <w:style w:type="character" w:default="1" w:styleId="Standardskrifttypeiafsnit">
+    <w:name w:val="Default Paragraph Font"/>
+    <w:uiPriority w:val="1"/>
+    <w:semiHidden/>
+    <w:unhideWhenUsed/>
+  </w:style>
+  <w:style w:type="table" w:default="1" w:styleId="Tabel-Normal">
+    <w:name w:val="Normal Table"/>
+    <w:uiPriority w:val="99"/>
+    <w:semiHidden/>
+    <w:unhideWhenUsed/>
+    <w:tblPr>
+      <w:tblInd w:w="0" w:type="dxa"/>
+      <w:tblCellMar>
+        <w:top w:w="0" w:type="dxa"/>
+        <w:left w:w="108" w:type="dxa"/>
+        <w:bottom w:w="0" w:type="dxa"/>
+        <w:right w:w="108" w:type="dxa"/>
+      </w:tblCellMar>
+    </w:tblPr>
+  </w:style>
+  <w:style w:type="numbering" w:default="1" w:styleId="Ingenoversigt">
+    <w:name w:val="No List"/>
+    <w:uiPriority w:val="99"/>
+    <w:semiHidden/>
+    <w:unhideWhenUsed/>
+  </w:style>
+  <w:style w:type="table" w:customStyle="1" w:styleId="TableNormal">
+    <w:name w:val="Table Normal"/>
+    <w:tblPr>
+      <w:tblCellMar>
+        <w:top w:w="0" w:type="dxa"/>
+        <w:left w:w="0" w:type="dxa"/>
+        <w:bottom w:w="0" w:type="dxa"/>
+        <w:right w:w="0" w:type="dxa"/>
+      </w:tblCellMar>
+    </w:tblPr>
+  </w:style>
+  <w:style w:type="paragraph" w:styleId="Titel">
     <w:name w:val="Title"/>
     <w:basedOn w:val="Normal"/>
     <w:next w:val="Normal"/>
+    <w:uiPriority w:val="10"/>
+    <w:qFormat/>
     <w:pPr>
-      <w:keepNext w:val="1"/>
-      <w:keepLines w:val="1"/>
-      <w:pageBreakBefore w:val="0"/>
-      <w:spacing w:after="60" w:before="0" w:lineRule="auto"/>
+      <w:keepNext/>
+      <w:keepLines/>
+      <w:spacing w:after="60"/>
     </w:pPr>
     <w:rPr>
       <w:sz w:val="52"/>
       <w:szCs w:val="52"/>
     </w:rPr>
   </w:style>
-  <w:style w:type="paragraph" w:styleId="Subtitle">
+  <w:style w:type="paragraph" w:styleId="Undertitel">
     <w:name w:val="Subtitle"/>
     <w:basedOn w:val="Normal"/>
     <w:next w:val="Normal"/>
+    <w:uiPriority w:val="11"/>
+    <w:qFormat/>
     <w:pPr>
-      <w:keepNext w:val="1"/>
-      <w:keepLines w:val="1"/>
-      <w:pageBreakBefore w:val="0"/>
-      <w:spacing w:after="320" w:before="0" w:lineRule="auto"/>
+      <w:keepNext/>
+      <w:keepLines/>
+      <w:spacing w:after="320"/>
     </w:pPr>
     <w:rPr>
-      <w:rFonts w:ascii="Arial" w:cs="Arial" w:eastAsia="Arial" w:hAnsi="Arial"/>
-      <w:i w:val="0"/>
       <w:color w:val="666666"/>
       <w:sz w:val="30"/>
       <w:szCs w:val="30"/>

--- a/dokumentation/DB-Dokumentation V0.1.docx
+++ b/dokumentation/DB-Dokumentation V0.1.docx
@@ -382,150 +382,601 @@
       <w:pPr>
         <w:rPr>
           <w:rFonts w:ascii="Times New Roman" w:eastAsia="Times New Roman" w:hAnsi="Times New Roman" w:cs="Times New Roman"/>
-          <w:sz w:val="28"/>
-          <w:szCs w:val="28"/>
-        </w:rPr>
-      </w:pPr>
-      <w:r>
-        <w:rPr>
-          <w:rFonts w:ascii="Times New Roman" w:eastAsia="Times New Roman" w:hAnsi="Times New Roman" w:cs="Times New Roman"/>
-          <w:sz w:val="28"/>
-          <w:szCs w:val="28"/>
-        </w:rPr>
-        <w:t>nodemon</w:t>
-      </w:r>
-    </w:p>
-    <w:p>
-      <w:pPr>
-        <w:rPr>
-          <w:rFonts w:ascii="Times New Roman" w:eastAsia="Times New Roman" w:hAnsi="Times New Roman" w:cs="Times New Roman"/>
-          <w:sz w:val="24"/>
-          <w:szCs w:val="24"/>
-        </w:rPr>
-      </w:pPr>
-      <w:r>
-        <w:rPr>
-          <w:rFonts w:ascii="Times New Roman" w:eastAsia="Times New Roman" w:hAnsi="Times New Roman" w:cs="Times New Roman"/>
-          <w:sz w:val="24"/>
-          <w:szCs w:val="24"/>
-        </w:rPr>
-        <w:t xml:space="preserve">Vi bruger nodemon som automatisk </w:t>
-      </w:r>
-      <w:proofErr w:type="spellStart"/>
-      <w:r>
-        <w:rPr>
-          <w:rFonts w:ascii="Times New Roman" w:eastAsia="Times New Roman" w:hAnsi="Times New Roman" w:cs="Times New Roman"/>
-          <w:sz w:val="24"/>
-          <w:szCs w:val="24"/>
-        </w:rPr>
-        <w:t>updatere</w:t>
-      </w:r>
-      <w:proofErr w:type="spellEnd"/>
-      <w:r>
-        <w:rPr>
-          <w:rFonts w:ascii="Times New Roman" w:eastAsia="Times New Roman" w:hAnsi="Times New Roman" w:cs="Times New Roman"/>
-          <w:sz w:val="24"/>
-          <w:szCs w:val="24"/>
-        </w:rPr>
-        <w:t xml:space="preserve"> node </w:t>
-      </w:r>
-      <w:proofErr w:type="spellStart"/>
-      <w:r>
-        <w:rPr>
-          <w:rFonts w:ascii="Times New Roman" w:eastAsia="Times New Roman" w:hAnsi="Times New Roman" w:cs="Times New Roman"/>
-          <w:sz w:val="24"/>
-          <w:szCs w:val="24"/>
-        </w:rPr>
-        <w:t>appliction</w:t>
-      </w:r>
-      <w:proofErr w:type="spellEnd"/>
-      <w:r>
-        <w:rPr>
-          <w:rFonts w:ascii="Times New Roman" w:eastAsia="Times New Roman" w:hAnsi="Times New Roman" w:cs="Times New Roman"/>
-          <w:sz w:val="24"/>
-          <w:szCs w:val="24"/>
-        </w:rPr>
-        <w:t xml:space="preserve"> når der er ændring i filerne i </w:t>
-      </w:r>
-      <w:proofErr w:type="spellStart"/>
-      <w:r>
-        <w:rPr>
-          <w:rFonts w:ascii="Times New Roman" w:eastAsia="Times New Roman" w:hAnsi="Times New Roman" w:cs="Times New Roman"/>
-          <w:sz w:val="24"/>
-          <w:szCs w:val="24"/>
-        </w:rPr>
-        <w:t>directory</w:t>
-      </w:r>
-      <w:proofErr w:type="spellEnd"/>
-    </w:p>
-    <w:p>
-      <w:pPr>
-        <w:rPr>
-          <w:rFonts w:ascii="Times New Roman" w:eastAsia="Times New Roman" w:hAnsi="Times New Roman" w:cs="Times New Roman"/>
-          <w:sz w:val="24"/>
-          <w:szCs w:val="24"/>
-        </w:rPr>
-      </w:pPr>
-    </w:p>
-    <w:p>
-      <w:pPr>
-        <w:rPr>
-          <w:rFonts w:ascii="Times New Roman" w:eastAsia="Times New Roman" w:hAnsi="Times New Roman" w:cs="Times New Roman"/>
           <w:sz w:val="30"/>
           <w:szCs w:val="30"/>
         </w:rPr>
       </w:pPr>
-      <w:proofErr w:type="spellStart"/>
       <w:r>
         <w:rPr>
           <w:rFonts w:ascii="Times New Roman" w:eastAsia="Times New Roman" w:hAnsi="Times New Roman" w:cs="Times New Roman"/>
           <w:sz w:val="30"/>
           <w:szCs w:val="30"/>
         </w:rPr>
-        <w:t>Admin</w:t>
-      </w:r>
-      <w:proofErr w:type="spellEnd"/>
+        <w:t>N</w:t>
+      </w:r>
       <w:r>
         <w:rPr>
           <w:rFonts w:ascii="Times New Roman" w:eastAsia="Times New Roman" w:hAnsi="Times New Roman" w:cs="Times New Roman"/>
           <w:sz w:val="30"/>
           <w:szCs w:val="30"/>
         </w:rPr>
-        <w:t xml:space="preserve"> Panel</w:t>
-      </w:r>
-    </w:p>
-    <w:p>
-      <w:pPr>
-        <w:rPr>
-          <w:rFonts w:ascii="Times New Roman" w:eastAsia="Times New Roman" w:hAnsi="Times New Roman" w:cs="Times New Roman"/>
-          <w:sz w:val="24"/>
-          <w:szCs w:val="24"/>
-        </w:rPr>
-      </w:pPr>
-      <w:proofErr w:type="spellStart"/>
-      <w:r>
-        <w:rPr>
-          <w:rFonts w:ascii="Times New Roman" w:eastAsia="Times New Roman" w:hAnsi="Times New Roman" w:cs="Times New Roman"/>
-          <w:sz w:val="24"/>
-          <w:szCs w:val="24"/>
-        </w:rPr>
-        <w:t>Admin</w:t>
-      </w:r>
-      <w:proofErr w:type="spellEnd"/>
-      <w:r>
-        <w:rPr>
-          <w:rFonts w:ascii="Times New Roman" w:eastAsia="Times New Roman" w:hAnsi="Times New Roman" w:cs="Times New Roman"/>
-          <w:sz w:val="24"/>
-          <w:szCs w:val="24"/>
-        </w:rPr>
-        <w:t xml:space="preserve"> panelet er blevet skrevet i html og derefter konverteret til Pug, panelet har nogle forskellige kategorier, som er </w:t>
-      </w:r>
-      <w:proofErr w:type="spellStart"/>
-      <w:r>
-        <w:rPr>
-          <w:rFonts w:ascii="Times New Roman" w:eastAsia="Times New Roman" w:hAnsi="Times New Roman" w:cs="Times New Roman"/>
-          <w:sz w:val="24"/>
-          <w:szCs w:val="24"/>
+        <w:t>odemon</w:t>
+      </w:r>
+    </w:p>
+    <w:p>
+      <w:pPr>
+        <w:rPr>
+          <w:rFonts w:ascii="Times New Roman" w:eastAsia="Times New Roman" w:hAnsi="Times New Roman" w:cs="Times New Roman"/>
+          <w:sz w:val="24"/>
+          <w:szCs w:val="24"/>
+        </w:rPr>
+      </w:pPr>
+      <w:r>
+        <w:rPr>
+          <w:rFonts w:ascii="Times New Roman" w:eastAsia="Times New Roman" w:hAnsi="Times New Roman" w:cs="Times New Roman"/>
+          <w:sz w:val="24"/>
+          <w:szCs w:val="24"/>
+        </w:rPr>
+        <w:t xml:space="preserve">Vi bruger nodemon som automatisk </w:t>
+      </w:r>
+      <w:proofErr w:type="spellStart"/>
+      <w:r>
+        <w:rPr>
+          <w:rFonts w:ascii="Times New Roman" w:eastAsia="Times New Roman" w:hAnsi="Times New Roman" w:cs="Times New Roman"/>
+          <w:sz w:val="24"/>
+          <w:szCs w:val="24"/>
+        </w:rPr>
+        <w:t>updatere</w:t>
+      </w:r>
+      <w:proofErr w:type="spellEnd"/>
+      <w:r>
+        <w:rPr>
+          <w:rFonts w:ascii="Times New Roman" w:eastAsia="Times New Roman" w:hAnsi="Times New Roman" w:cs="Times New Roman"/>
+          <w:sz w:val="24"/>
+          <w:szCs w:val="24"/>
+        </w:rPr>
+        <w:t xml:space="preserve"> node </w:t>
+      </w:r>
+      <w:proofErr w:type="spellStart"/>
+      <w:r>
+        <w:rPr>
+          <w:rFonts w:ascii="Times New Roman" w:eastAsia="Times New Roman" w:hAnsi="Times New Roman" w:cs="Times New Roman"/>
+          <w:sz w:val="24"/>
+          <w:szCs w:val="24"/>
+        </w:rPr>
+        <w:t>appliction</w:t>
+      </w:r>
+      <w:proofErr w:type="spellEnd"/>
+      <w:r>
+        <w:rPr>
+          <w:rFonts w:ascii="Times New Roman" w:eastAsia="Times New Roman" w:hAnsi="Times New Roman" w:cs="Times New Roman"/>
+          <w:sz w:val="24"/>
+          <w:szCs w:val="24"/>
+        </w:rPr>
+        <w:t xml:space="preserve"> når der er ændring i filerne i </w:t>
+      </w:r>
+      <w:proofErr w:type="spellStart"/>
+      <w:r>
+        <w:rPr>
+          <w:rFonts w:ascii="Times New Roman" w:eastAsia="Times New Roman" w:hAnsi="Times New Roman" w:cs="Times New Roman"/>
+          <w:sz w:val="24"/>
+          <w:szCs w:val="24"/>
+        </w:rPr>
+        <w:t>directory</w:t>
+      </w:r>
+      <w:proofErr w:type="spellEnd"/>
+      <w:r>
+        <w:rPr>
+          <w:rFonts w:ascii="Times New Roman" w:eastAsia="Times New Roman" w:hAnsi="Times New Roman" w:cs="Times New Roman"/>
+          <w:sz w:val="24"/>
+          <w:szCs w:val="24"/>
+        </w:rPr>
+        <w:t>.</w:t>
+      </w:r>
+    </w:p>
+    <w:p>
+      <w:pPr>
+        <w:rPr>
+          <w:rFonts w:ascii="Times New Roman" w:eastAsia="Times New Roman" w:hAnsi="Times New Roman" w:cs="Times New Roman"/>
+          <w:sz w:val="24"/>
+          <w:szCs w:val="24"/>
+        </w:rPr>
+      </w:pPr>
+    </w:p>
+    <w:p>
+      <w:pPr>
+        <w:rPr>
+          <w:rFonts w:ascii="Times New Roman" w:eastAsia="Times New Roman" w:hAnsi="Times New Roman" w:cs="Times New Roman"/>
+          <w:sz w:val="24"/>
+          <w:szCs w:val="24"/>
+        </w:rPr>
+      </w:pPr>
+    </w:p>
+    <w:p>
+      <w:pPr>
+        <w:rPr>
+          <w:rFonts w:ascii="Times New Roman" w:eastAsia="Times New Roman" w:hAnsi="Times New Roman" w:cs="Times New Roman"/>
+          <w:sz w:val="30"/>
+          <w:szCs w:val="30"/>
+        </w:rPr>
+      </w:pPr>
+      <w:r>
+        <w:rPr>
+          <w:rFonts w:ascii="Times New Roman" w:eastAsia="Times New Roman" w:hAnsi="Times New Roman" w:cs="Times New Roman"/>
+          <w:sz w:val="30"/>
+          <w:szCs w:val="30"/>
+        </w:rPr>
+        <w:t>Server script/start</w:t>
+      </w:r>
+    </w:p>
+    <w:p>
+      <w:pPr>
+        <w:rPr>
+          <w:rFonts w:ascii="Times New Roman" w:eastAsia="Times New Roman" w:hAnsi="Times New Roman" w:cs="Times New Roman"/>
+          <w:sz w:val="24"/>
+          <w:szCs w:val="24"/>
+          <w:lang w:val="da-DK"/>
+        </w:rPr>
+      </w:pPr>
+      <w:r>
+        <w:rPr>
+          <w:rFonts w:ascii="Times New Roman" w:eastAsia="Times New Roman" w:hAnsi="Times New Roman" w:cs="Times New Roman"/>
+          <w:sz w:val="24"/>
+          <w:szCs w:val="24"/>
+          <w:lang w:val="da-DK"/>
+        </w:rPr>
+        <w:t xml:space="preserve">For at starte hjemmeside skal man skrive </w:t>
+      </w:r>
+      <w:r>
+        <w:rPr>
+          <w:rFonts w:ascii="Times New Roman" w:eastAsia="Times New Roman" w:hAnsi="Times New Roman" w:cs="Times New Roman"/>
+          <w:sz w:val="24"/>
+          <w:szCs w:val="24"/>
+          <w:lang w:val="da-DK"/>
+        </w:rPr>
+        <w:t>nedenstående</w:t>
+      </w:r>
+      <w:r>
+        <w:rPr>
+          <w:rFonts w:ascii="Times New Roman" w:eastAsia="Times New Roman" w:hAnsi="Times New Roman" w:cs="Times New Roman"/>
+          <w:sz w:val="24"/>
+          <w:szCs w:val="24"/>
+          <w:lang w:val="da-DK"/>
+        </w:rPr>
+        <w:t xml:space="preserve"> </w:t>
+      </w:r>
+      <w:r>
+        <w:rPr>
+          <w:rFonts w:ascii="Times New Roman" w:eastAsia="Times New Roman" w:hAnsi="Times New Roman" w:cs="Times New Roman"/>
+          <w:sz w:val="24"/>
+          <w:szCs w:val="24"/>
+          <w:lang w:val="da-DK"/>
+        </w:rPr>
+        <w:t xml:space="preserve">i en terminal, det starter </w:t>
+      </w:r>
+      <w:proofErr w:type="spellStart"/>
+      <w:r>
+        <w:rPr>
+          <w:rFonts w:ascii="Times New Roman" w:eastAsia="Times New Roman" w:hAnsi="Times New Roman" w:cs="Times New Roman"/>
+          <w:sz w:val="24"/>
+          <w:szCs w:val="24"/>
+          <w:lang w:val="da-DK"/>
+        </w:rPr>
+        <w:t>mariadb</w:t>
+      </w:r>
+      <w:proofErr w:type="spellEnd"/>
+      <w:r>
+        <w:rPr>
+          <w:rFonts w:ascii="Times New Roman" w:eastAsia="Times New Roman" w:hAnsi="Times New Roman" w:cs="Times New Roman"/>
+          <w:sz w:val="24"/>
+          <w:szCs w:val="24"/>
+          <w:lang w:val="da-DK"/>
+        </w:rPr>
+        <w:t xml:space="preserve"> hvis det ikke er startet og det starte node</w:t>
+      </w:r>
+      <w:r>
+        <w:rPr>
+          <w:rFonts w:ascii="Times New Roman" w:eastAsia="Times New Roman" w:hAnsi="Times New Roman" w:cs="Times New Roman"/>
+          <w:sz w:val="24"/>
+          <w:szCs w:val="24"/>
+          <w:lang w:val="da-DK"/>
+        </w:rPr>
+        <w:t>.</w:t>
+      </w:r>
+    </w:p>
+    <w:p/>
+    <w:p>
+      <w:pPr>
+        <w:rPr>
+          <w:b/>
+          <w:bCs/>
+          <w:lang w:val="en-US"/>
+        </w:rPr>
+      </w:pPr>
+      <w:r>
+        <w:rPr>
+          <w:b/>
+          <w:bCs/>
+          <w:lang w:val="en-US"/>
+        </w:rPr>
+        <w:t>"</w:t>
+      </w:r>
+      <w:proofErr w:type="spellStart"/>
+      <w:proofErr w:type="gramStart"/>
+      <w:r>
+        <w:rPr>
+          <w:b/>
+          <w:bCs/>
+          <w:lang w:val="en-US"/>
+        </w:rPr>
+        <w:t>sudo</w:t>
+      </w:r>
+      <w:proofErr w:type="spellEnd"/>
+      <w:proofErr w:type="gramEnd"/>
+      <w:r>
+        <w:rPr>
+          <w:b/>
+          <w:bCs/>
+          <w:lang w:val="en-US"/>
+        </w:rPr>
+        <w:t xml:space="preserve"> service </w:t>
+      </w:r>
+      <w:proofErr w:type="spellStart"/>
+      <w:r>
+        <w:rPr>
+          <w:b/>
+          <w:bCs/>
+          <w:lang w:val="en-US"/>
+        </w:rPr>
+        <w:t>mariadb</w:t>
+      </w:r>
+      <w:proofErr w:type="spellEnd"/>
+      <w:r>
+        <w:rPr>
+          <w:b/>
+          <w:bCs/>
+          <w:lang w:val="en-US"/>
+        </w:rPr>
+        <w:t xml:space="preserve"> start &amp; </w:t>
+      </w:r>
+      <w:proofErr w:type="spellStart"/>
+      <w:r>
+        <w:rPr>
+          <w:b/>
+          <w:bCs/>
+          <w:lang w:val="en-US"/>
+        </w:rPr>
+        <w:t>sudo</w:t>
+      </w:r>
+      <w:proofErr w:type="spellEnd"/>
+      <w:r>
+        <w:rPr>
+          <w:b/>
+          <w:bCs/>
+          <w:lang w:val="en-US"/>
+        </w:rPr>
+        <w:t xml:space="preserve"> </w:t>
+      </w:r>
+      <w:proofErr w:type="spellStart"/>
+      <w:r>
+        <w:rPr>
+          <w:b/>
+          <w:bCs/>
+          <w:lang w:val="en-US"/>
+        </w:rPr>
+        <w:t>nodemon</w:t>
+      </w:r>
+      <w:proofErr w:type="spellEnd"/>
+      <w:r>
+        <w:rPr>
+          <w:b/>
+          <w:bCs/>
+          <w:lang w:val="en-US"/>
+        </w:rPr>
+        <w:t xml:space="preserve"> -x index.js" </w:t>
+      </w:r>
+    </w:p>
+    <w:p>
+      <w:pPr>
+        <w:rPr>
+          <w:lang w:val="en-US"/>
+        </w:rPr>
+      </w:pPr>
+    </w:p>
+    <w:p>
+      <w:pPr>
+        <w:rPr>
+          <w:rFonts w:ascii="Times New Roman" w:eastAsia="Times New Roman" w:hAnsi="Times New Roman" w:cs="Times New Roman"/>
+          <w:sz w:val="24"/>
+          <w:szCs w:val="24"/>
+          <w:lang w:val="en-US"/>
+        </w:rPr>
+      </w:pPr>
+    </w:p>
+    <w:p>
+      <w:pPr>
+        <w:rPr>
+          <w:rFonts w:ascii="Times New Roman" w:eastAsia="Times New Roman" w:hAnsi="Times New Roman" w:cs="Times New Roman"/>
+          <w:sz w:val="30"/>
+          <w:szCs w:val="30"/>
+          <w:lang w:val="en-US"/>
+        </w:rPr>
+      </w:pPr>
+      <w:r>
+        <w:rPr>
+          <w:rFonts w:ascii="Times New Roman" w:eastAsia="Times New Roman" w:hAnsi="Times New Roman" w:cs="Times New Roman"/>
+          <w:sz w:val="30"/>
+          <w:szCs w:val="30"/>
+          <w:lang w:val="en-US"/>
+        </w:rPr>
+        <w:t>Admin Panel</w:t>
+      </w:r>
+    </w:p>
+    <w:p>
+      <w:pPr>
+        <w:rPr>
+          <w:rFonts w:ascii="Times New Roman" w:eastAsia="Times New Roman" w:hAnsi="Times New Roman" w:cs="Times New Roman"/>
+          <w:sz w:val="24"/>
+          <w:szCs w:val="24"/>
+          <w:lang w:val="en-US"/>
+        </w:rPr>
+      </w:pPr>
+      <w:r>
+        <w:rPr>
+          <w:rFonts w:ascii="Times New Roman" w:eastAsia="Times New Roman" w:hAnsi="Times New Roman" w:cs="Times New Roman"/>
+          <w:sz w:val="24"/>
+          <w:szCs w:val="24"/>
+          <w:lang w:val="en-US"/>
+        </w:rPr>
+        <w:t xml:space="preserve">Admin </w:t>
+      </w:r>
+      <w:proofErr w:type="spellStart"/>
+      <w:r>
+        <w:rPr>
+          <w:rFonts w:ascii="Times New Roman" w:eastAsia="Times New Roman" w:hAnsi="Times New Roman" w:cs="Times New Roman"/>
+          <w:sz w:val="24"/>
+          <w:szCs w:val="24"/>
+          <w:lang w:val="en-US"/>
+        </w:rPr>
+        <w:t>panelet</w:t>
+      </w:r>
+      <w:proofErr w:type="spellEnd"/>
+      <w:r>
+        <w:rPr>
+          <w:rFonts w:ascii="Times New Roman" w:eastAsia="Times New Roman" w:hAnsi="Times New Roman" w:cs="Times New Roman"/>
+          <w:sz w:val="24"/>
+          <w:szCs w:val="24"/>
+          <w:lang w:val="en-US"/>
+        </w:rPr>
+        <w:t xml:space="preserve"> er </w:t>
+      </w:r>
+      <w:proofErr w:type="spellStart"/>
+      <w:r>
+        <w:rPr>
+          <w:rFonts w:ascii="Times New Roman" w:eastAsia="Times New Roman" w:hAnsi="Times New Roman" w:cs="Times New Roman"/>
+          <w:sz w:val="24"/>
+          <w:szCs w:val="24"/>
+          <w:lang w:val="en-US"/>
+        </w:rPr>
+        <w:t>blevet</w:t>
+      </w:r>
+      <w:proofErr w:type="spellEnd"/>
+      <w:r>
+        <w:rPr>
+          <w:rFonts w:ascii="Times New Roman" w:eastAsia="Times New Roman" w:hAnsi="Times New Roman" w:cs="Times New Roman"/>
+          <w:sz w:val="24"/>
+          <w:szCs w:val="24"/>
+          <w:lang w:val="en-US"/>
+        </w:rPr>
+        <w:t xml:space="preserve"> </w:t>
+      </w:r>
+      <w:proofErr w:type="spellStart"/>
+      <w:r>
+        <w:rPr>
+          <w:rFonts w:ascii="Times New Roman" w:eastAsia="Times New Roman" w:hAnsi="Times New Roman" w:cs="Times New Roman"/>
+          <w:sz w:val="24"/>
+          <w:szCs w:val="24"/>
+          <w:lang w:val="en-US"/>
+        </w:rPr>
+        <w:t>skrevet</w:t>
+      </w:r>
+      <w:proofErr w:type="spellEnd"/>
+      <w:r>
+        <w:rPr>
+          <w:rFonts w:ascii="Times New Roman" w:eastAsia="Times New Roman" w:hAnsi="Times New Roman" w:cs="Times New Roman"/>
+          <w:sz w:val="24"/>
+          <w:szCs w:val="24"/>
+          <w:lang w:val="en-US"/>
+        </w:rPr>
+        <w:t xml:space="preserve"> i html og </w:t>
+      </w:r>
+      <w:proofErr w:type="spellStart"/>
+      <w:r>
+        <w:rPr>
+          <w:rFonts w:ascii="Times New Roman" w:eastAsia="Times New Roman" w:hAnsi="Times New Roman" w:cs="Times New Roman"/>
+          <w:sz w:val="24"/>
+          <w:szCs w:val="24"/>
+          <w:lang w:val="en-US"/>
+        </w:rPr>
+        <w:t>derefter</w:t>
+      </w:r>
+      <w:proofErr w:type="spellEnd"/>
+      <w:r>
+        <w:rPr>
+          <w:rFonts w:ascii="Times New Roman" w:eastAsia="Times New Roman" w:hAnsi="Times New Roman" w:cs="Times New Roman"/>
+          <w:sz w:val="24"/>
+          <w:szCs w:val="24"/>
+          <w:lang w:val="en-US"/>
+        </w:rPr>
+        <w:t xml:space="preserve"> </w:t>
+      </w:r>
+      <w:proofErr w:type="spellStart"/>
+      <w:r>
+        <w:rPr>
+          <w:rFonts w:ascii="Times New Roman" w:eastAsia="Times New Roman" w:hAnsi="Times New Roman" w:cs="Times New Roman"/>
+          <w:sz w:val="24"/>
+          <w:szCs w:val="24"/>
+          <w:lang w:val="en-US"/>
+        </w:rPr>
+        <w:t>konverteret</w:t>
+      </w:r>
+      <w:proofErr w:type="spellEnd"/>
+      <w:r>
+        <w:rPr>
+          <w:rFonts w:ascii="Times New Roman" w:eastAsia="Times New Roman" w:hAnsi="Times New Roman" w:cs="Times New Roman"/>
+          <w:sz w:val="24"/>
+          <w:szCs w:val="24"/>
+          <w:lang w:val="en-US"/>
+        </w:rPr>
+        <w:t xml:space="preserve"> </w:t>
+      </w:r>
+      <w:proofErr w:type="spellStart"/>
+      <w:r>
+        <w:rPr>
+          <w:rFonts w:ascii="Times New Roman" w:eastAsia="Times New Roman" w:hAnsi="Times New Roman" w:cs="Times New Roman"/>
+          <w:sz w:val="24"/>
+          <w:szCs w:val="24"/>
+          <w:lang w:val="en-US"/>
+        </w:rPr>
+        <w:t>til</w:t>
+      </w:r>
+      <w:proofErr w:type="spellEnd"/>
+      <w:r>
+        <w:rPr>
+          <w:rFonts w:ascii="Times New Roman" w:eastAsia="Times New Roman" w:hAnsi="Times New Roman" w:cs="Times New Roman"/>
+          <w:sz w:val="24"/>
+          <w:szCs w:val="24"/>
+          <w:lang w:val="en-US"/>
+        </w:rPr>
+        <w:t xml:space="preserve"> Pug, </w:t>
+      </w:r>
+      <w:proofErr w:type="spellStart"/>
+      <w:r>
+        <w:rPr>
+          <w:rFonts w:ascii="Times New Roman" w:eastAsia="Times New Roman" w:hAnsi="Times New Roman" w:cs="Times New Roman"/>
+          <w:sz w:val="24"/>
+          <w:szCs w:val="24"/>
+          <w:lang w:val="en-US"/>
+        </w:rPr>
+        <w:t>panelet</w:t>
+      </w:r>
+      <w:proofErr w:type="spellEnd"/>
+      <w:r>
+        <w:rPr>
+          <w:rFonts w:ascii="Times New Roman" w:eastAsia="Times New Roman" w:hAnsi="Times New Roman" w:cs="Times New Roman"/>
+          <w:sz w:val="24"/>
+          <w:szCs w:val="24"/>
+          <w:lang w:val="en-US"/>
+        </w:rPr>
+        <w:t xml:space="preserve"> </w:t>
+      </w:r>
+      <w:proofErr w:type="spellStart"/>
+      <w:r>
+        <w:rPr>
+          <w:rFonts w:ascii="Times New Roman" w:eastAsia="Times New Roman" w:hAnsi="Times New Roman" w:cs="Times New Roman"/>
+          <w:sz w:val="24"/>
+          <w:szCs w:val="24"/>
+          <w:lang w:val="en-US"/>
+        </w:rPr>
+        <w:t>har</w:t>
+      </w:r>
+      <w:proofErr w:type="spellEnd"/>
+      <w:r>
+        <w:rPr>
+          <w:rFonts w:ascii="Times New Roman" w:eastAsia="Times New Roman" w:hAnsi="Times New Roman" w:cs="Times New Roman"/>
+          <w:sz w:val="24"/>
+          <w:szCs w:val="24"/>
+          <w:lang w:val="en-US"/>
+        </w:rPr>
+        <w:t xml:space="preserve"> </w:t>
+      </w:r>
+      <w:proofErr w:type="spellStart"/>
+      <w:r>
+        <w:rPr>
+          <w:rFonts w:ascii="Times New Roman" w:eastAsia="Times New Roman" w:hAnsi="Times New Roman" w:cs="Times New Roman"/>
+          <w:sz w:val="24"/>
+          <w:szCs w:val="24"/>
+          <w:lang w:val="en-US"/>
+        </w:rPr>
+        <w:t>nogle</w:t>
+      </w:r>
+      <w:proofErr w:type="spellEnd"/>
+      <w:r>
+        <w:rPr>
+          <w:rFonts w:ascii="Times New Roman" w:eastAsia="Times New Roman" w:hAnsi="Times New Roman" w:cs="Times New Roman"/>
+          <w:sz w:val="24"/>
+          <w:szCs w:val="24"/>
+          <w:lang w:val="en-US"/>
+        </w:rPr>
+        <w:t xml:space="preserve"> </w:t>
+      </w:r>
+      <w:proofErr w:type="spellStart"/>
+      <w:r>
+        <w:rPr>
+          <w:rFonts w:ascii="Times New Roman" w:eastAsia="Times New Roman" w:hAnsi="Times New Roman" w:cs="Times New Roman"/>
+          <w:sz w:val="24"/>
+          <w:szCs w:val="24"/>
+          <w:lang w:val="en-US"/>
+        </w:rPr>
+        <w:t>forskellige</w:t>
+      </w:r>
+      <w:proofErr w:type="spellEnd"/>
+      <w:r>
+        <w:rPr>
+          <w:rFonts w:ascii="Times New Roman" w:eastAsia="Times New Roman" w:hAnsi="Times New Roman" w:cs="Times New Roman"/>
+          <w:sz w:val="24"/>
+          <w:szCs w:val="24"/>
+          <w:lang w:val="en-US"/>
+        </w:rPr>
+        <w:t xml:space="preserve"> </w:t>
+      </w:r>
+      <w:proofErr w:type="spellStart"/>
+      <w:r>
+        <w:rPr>
+          <w:rFonts w:ascii="Times New Roman" w:eastAsia="Times New Roman" w:hAnsi="Times New Roman" w:cs="Times New Roman"/>
+          <w:sz w:val="24"/>
+          <w:szCs w:val="24"/>
+          <w:lang w:val="en-US"/>
+        </w:rPr>
+        <w:t>kategorier</w:t>
+      </w:r>
+      <w:proofErr w:type="spellEnd"/>
+      <w:r>
+        <w:rPr>
+          <w:rFonts w:ascii="Times New Roman" w:eastAsia="Times New Roman" w:hAnsi="Times New Roman" w:cs="Times New Roman"/>
+          <w:sz w:val="24"/>
+          <w:szCs w:val="24"/>
+          <w:lang w:val="en-US"/>
+        </w:rPr>
+        <w:t xml:space="preserve">, </w:t>
+      </w:r>
+      <w:proofErr w:type="spellStart"/>
+      <w:r>
+        <w:rPr>
+          <w:rFonts w:ascii="Times New Roman" w:eastAsia="Times New Roman" w:hAnsi="Times New Roman" w:cs="Times New Roman"/>
+          <w:sz w:val="24"/>
+          <w:szCs w:val="24"/>
+          <w:lang w:val="en-US"/>
+        </w:rPr>
+        <w:t>som</w:t>
+      </w:r>
+      <w:proofErr w:type="spellEnd"/>
+      <w:r>
+        <w:rPr>
+          <w:rFonts w:ascii="Times New Roman" w:eastAsia="Times New Roman" w:hAnsi="Times New Roman" w:cs="Times New Roman"/>
+          <w:sz w:val="24"/>
+          <w:szCs w:val="24"/>
+          <w:lang w:val="en-US"/>
+        </w:rPr>
+        <w:t xml:space="preserve"> er </w:t>
+      </w:r>
+      <w:proofErr w:type="spellStart"/>
+      <w:r>
+        <w:rPr>
+          <w:rFonts w:ascii="Times New Roman" w:eastAsia="Times New Roman" w:hAnsi="Times New Roman" w:cs="Times New Roman"/>
+          <w:sz w:val="24"/>
+          <w:szCs w:val="24"/>
+          <w:lang w:val="en-US"/>
         </w:rPr>
         <w:t>tilslutttet</w:t>
       </w:r>
@@ -535,34 +986,58 @@
           <w:rFonts w:ascii="Times New Roman" w:eastAsia="Times New Roman" w:hAnsi="Times New Roman" w:cs="Times New Roman"/>
           <w:sz w:val="24"/>
           <w:szCs w:val="24"/>
-        </w:rPr>
-        <w:t xml:space="preserve"> til </w:t>
-      </w:r>
-      <w:proofErr w:type="spellStart"/>
-      <w:r>
-        <w:rPr>
-          <w:rFonts w:ascii="Times New Roman" w:eastAsia="Times New Roman" w:hAnsi="Times New Roman" w:cs="Times New Roman"/>
-          <w:sz w:val="24"/>
-          <w:szCs w:val="24"/>
-        </w:rPr>
-        <w:t>raspberry</w:t>
-      </w:r>
-      <w:proofErr w:type="spellEnd"/>
-      <w:r>
-        <w:rPr>
-          <w:rFonts w:ascii="Times New Roman" w:eastAsia="Times New Roman" w:hAnsi="Times New Roman" w:cs="Times New Roman"/>
-          <w:sz w:val="24"/>
-          <w:szCs w:val="24"/>
-        </w:rPr>
-        <w:t xml:space="preserve"> pien, </w:t>
-      </w:r>
-    </w:p>
-    <w:p>
-      <w:pPr>
-        <w:rPr>
-          <w:rFonts w:ascii="Times New Roman" w:eastAsia="Times New Roman" w:hAnsi="Times New Roman" w:cs="Times New Roman"/>
-          <w:sz w:val="24"/>
-          <w:szCs w:val="24"/>
+          <w:lang w:val="en-US"/>
+        </w:rPr>
+        <w:t xml:space="preserve"> </w:t>
+      </w:r>
+      <w:proofErr w:type="spellStart"/>
+      <w:r>
+        <w:rPr>
+          <w:rFonts w:ascii="Times New Roman" w:eastAsia="Times New Roman" w:hAnsi="Times New Roman" w:cs="Times New Roman"/>
+          <w:sz w:val="24"/>
+          <w:szCs w:val="24"/>
+          <w:lang w:val="en-US"/>
+        </w:rPr>
+        <w:t>til</w:t>
+      </w:r>
+      <w:proofErr w:type="spellEnd"/>
+      <w:r>
+        <w:rPr>
+          <w:rFonts w:ascii="Times New Roman" w:eastAsia="Times New Roman" w:hAnsi="Times New Roman" w:cs="Times New Roman"/>
+          <w:sz w:val="24"/>
+          <w:szCs w:val="24"/>
+          <w:lang w:val="en-US"/>
+        </w:rPr>
+        <w:t xml:space="preserve"> raspberry </w:t>
+      </w:r>
+      <w:proofErr w:type="spellStart"/>
+      <w:r>
+        <w:rPr>
+          <w:rFonts w:ascii="Times New Roman" w:eastAsia="Times New Roman" w:hAnsi="Times New Roman" w:cs="Times New Roman"/>
+          <w:sz w:val="24"/>
+          <w:szCs w:val="24"/>
+          <w:lang w:val="en-US"/>
+        </w:rPr>
+        <w:t>pien</w:t>
+      </w:r>
+      <w:proofErr w:type="spellEnd"/>
+      <w:r>
+        <w:rPr>
+          <w:rFonts w:ascii="Times New Roman" w:eastAsia="Times New Roman" w:hAnsi="Times New Roman" w:cs="Times New Roman"/>
+          <w:sz w:val="24"/>
+          <w:szCs w:val="24"/>
+          <w:lang w:val="en-US"/>
+        </w:rPr>
+        <w:t xml:space="preserve">, </w:t>
+      </w:r>
+    </w:p>
+    <w:p>
+      <w:pPr>
+        <w:rPr>
+          <w:rFonts w:ascii="Times New Roman" w:eastAsia="Times New Roman" w:hAnsi="Times New Roman" w:cs="Times New Roman"/>
+          <w:sz w:val="24"/>
+          <w:szCs w:val="24"/>
+          <w:lang w:val="en-US"/>
         </w:rPr>
       </w:pPr>
     </w:p>
@@ -658,6 +1133,7 @@
           <w:sz w:val="26"/>
           <w:szCs w:val="26"/>
         </w:rPr>
+        <w:lastRenderedPageBreak/>
         <w:t xml:space="preserve">Database kan vise et </w:t>
       </w:r>
       <w:proofErr w:type="spellStart"/>
@@ -831,16 +1307,7 @@
           <w:sz w:val="26"/>
           <w:szCs w:val="26"/>
         </w:rPr>
-        <w:t xml:space="preserve">, så den bliver </w:t>
-      </w:r>
-      <w:r>
-        <w:rPr>
-          <w:rFonts w:ascii="Times New Roman" w:eastAsia="Times New Roman" w:hAnsi="Times New Roman" w:cs="Times New Roman"/>
-          <w:sz w:val="26"/>
-          <w:szCs w:val="26"/>
-        </w:rPr>
-        <w:lastRenderedPageBreak/>
-        <w:t>installeret automatisk hvis den er outdated eller, der kommer andre udfordringer kan den altid manuelt installeres med “</w:t>
+        <w:t>, så den bliver installeret automatisk hvis den er outdated eller, der kommer andre udfordringer kan den altid manuelt installeres med “</w:t>
       </w:r>
       <w:proofErr w:type="spellStart"/>
       <w:r>
